--- a/Hệ thống mẫu văn bản/Nguyên đã làm/Lịch báo giảng/Lịch báo giảng - Tuần 11.docx
+++ b/Hệ thống mẫu văn bản/Nguyên đã làm/Lịch báo giảng/Lịch báo giảng - Tuần 11.docx
@@ -1335,7 +1335,7 @@
                 <w:sz w:val="26"/>
                 <w:szCs w:val="26"/>
               </w:rPr>
-              <w:t>9</w:t>
+              <w:t>10</w:t>
             </w:r>
           </w:p>
         </w:tc>
@@ -1422,7 +1422,7 @@
                 <w:sz w:val="26"/>
                 <w:szCs w:val="26"/>
               </w:rPr>
-              <w:t>Tạo một sản phẩm có tổ chức</w:t>
+              <w:t>Ôn tập tệp – thư mục</w:t>
             </w:r>
           </w:p>
         </w:tc>
@@ -6724,7 +6724,7 @@
                 <w:sz w:val="26"/>
                 <w:szCs w:val="26"/>
               </w:rPr>
-              <w:t>9</w:t>
+              <w:t>10</w:t>
             </w:r>
           </w:p>
         </w:tc>
@@ -6811,7 +6811,7 @@
                 <w:sz w:val="26"/>
                 <w:szCs w:val="26"/>
               </w:rPr>
-              <w:t>Tạo một sản phẩm có tổ chức</w:t>
+              <w:t>Ôn tập tệp – thư mục</w:t>
             </w:r>
           </w:p>
         </w:tc>
@@ -6927,7 +6927,7 @@
                 <w:sz w:val="26"/>
                 <w:szCs w:val="26"/>
               </w:rPr>
-              <w:t>9</w:t>
+              <w:t>10</w:t>
             </w:r>
           </w:p>
         </w:tc>
@@ -7014,7 +7014,7 @@
                 <w:sz w:val="26"/>
                 <w:szCs w:val="26"/>
               </w:rPr>
-              <w:t>Tạo một sản phẩm có tổ chức</w:t>
+              <w:t>Ôn tập tệp – thư mục</w:t>
             </w:r>
           </w:p>
         </w:tc>

--- a/Hệ thống mẫu văn bản/Nguyên đã làm/Lịch báo giảng/Lịch báo giảng - Tuần 11.docx
+++ b/Hệ thống mẫu văn bản/Nguyên đã làm/Lịch báo giảng/Lịch báo giảng - Tuần 11.docx
@@ -1195,6 +1195,7 @@
                 <w:rFonts w:ascii="Times New Roman" w:hAnsi="Times New Roman"/>
                 <w:sz w:val="26"/>
               </w:rPr>
+              <w:t>10</w:t>
             </w:r>
           </w:p>
         </w:tc>
@@ -1222,6 +1223,7 @@
                 <w:rFonts w:ascii="Times New Roman" w:hAnsi="Times New Roman"/>
                 <w:sz w:val="26"/>
               </w:rPr>
+              <w:t>Robotics</w:t>
             </w:r>
           </w:p>
         </w:tc>
@@ -1249,6 +1251,7 @@
                 <w:rFonts w:ascii="Times New Roman" w:hAnsi="Times New Roman"/>
                 <w:sz w:val="26"/>
               </w:rPr>
+              <w:t>4C1</w:t>
             </w:r>
           </w:p>
         </w:tc>
@@ -1276,6 +1279,7 @@
                 <w:rFonts w:ascii="Times New Roman" w:hAnsi="Times New Roman"/>
                 <w:sz w:val="26"/>
               </w:rPr>
+              <w:t>Đánh giá định kỳ 1</w:t>
             </w:r>
           </w:p>
         </w:tc>
@@ -1303,6 +1307,7 @@
                 <w:rFonts w:ascii="Times New Roman" w:hAnsi="Times New Roman"/>
                 <w:sz w:val="26"/>
               </w:rPr>
+              <w:t>Bộ Kit Robotics</w:t>
             </w:r>
           </w:p>
         </w:tc>
@@ -5821,46 +5826,6 @@
       <w:pPr>
         <w:spacing w:after="0" w:line="240" w:lineRule="auto"/>
         <w:rPr>
-          <w:color w:val="000000"/>
-          <w:sz w:val="32"/>
-          <w:szCs w:val="32"/>
-        </w:rPr>
-      </w:pPr>
-    </w:p>
-    <w:p>
-      <w:pPr>
-        <w:spacing w:after="0" w:line="240" w:lineRule="auto"/>
-        <w:rPr>
-          <w:color w:val="000000"/>
-          <w:sz w:val="32"/>
-          <w:szCs w:val="32"/>
-        </w:rPr>
-      </w:pPr>
-    </w:p>
-    <w:p>
-      <w:pPr>
-        <w:spacing w:after="0" w:line="240" w:lineRule="auto"/>
-        <w:rPr>
-          <w:color w:val="000000"/>
-          <w:sz w:val="32"/>
-          <w:szCs w:val="32"/>
-        </w:rPr>
-      </w:pPr>
-    </w:p>
-    <w:p>
-      <w:pPr>
-        <w:spacing w:after="0" w:line="240" w:lineRule="auto"/>
-        <w:rPr>
-          <w:color w:val="000000"/>
-          <w:sz w:val="32"/>
-          <w:szCs w:val="32"/>
-        </w:rPr>
-      </w:pPr>
-    </w:p>
-    <w:p>
-      <w:pPr>
-        <w:spacing w:after="0" w:line="240" w:lineRule="auto"/>
-        <w:rPr>
           <w:i/>
         </w:rPr>
       </w:pPr>
@@ -10600,7 +10565,6 @@
                 <w:sz w:val="26"/>
                 <w:szCs w:val="26"/>
               </w:rPr>
-              <w:t>10</w:t>
             </w:r>
           </w:p>
         </w:tc>
@@ -10629,7 +10593,6 @@
                 <w:sz w:val="26"/>
                 <w:szCs w:val="26"/>
               </w:rPr>
-              <w:t>Robotics</w:t>
             </w:r>
           </w:p>
         </w:tc>
@@ -10658,7 +10621,6 @@
                 <w:sz w:val="26"/>
                 <w:szCs w:val="26"/>
               </w:rPr>
-              <w:t>4C1</w:t>
             </w:r>
           </w:p>
         </w:tc>
@@ -10687,7 +10649,6 @@
                 <w:sz w:val="26"/>
                 <w:szCs w:val="26"/>
               </w:rPr>
-              <w:t>Đánh giá định kỳ 1</w:t>
             </w:r>
           </w:p>
         </w:tc>
@@ -10716,7 +10677,6 @@
                 <w:sz w:val="26"/>
                 <w:szCs w:val="26"/>
               </w:rPr>
-              <w:t>Bộ Kit Robotics</w:t>
             </w:r>
           </w:p>
         </w:tc>
@@ -11198,26 +11158,20 @@
                 <w:sz w:val="26"/>
                 <w:szCs w:val="26"/>
               </w:rPr>
-              <w:br/>
-              <w:t>…………………………………………………………………</w:t>
-            </w:r>
-            <w:r>
-              <w:rPr>
-                <w:rFonts w:ascii="Times New Roman" w:hAnsi="Times New Roman" w:cs="Times New Roman"/>
-                <w:sz w:val="26"/>
-                <w:szCs w:val="26"/>
-              </w:rPr>
-              <w:br/>
-              <w:t>…………………………………………………………………</w:t>
-            </w:r>
-            <w:r>
-              <w:rPr>
-                <w:rFonts w:ascii="Times New Roman" w:hAnsi="Times New Roman" w:cs="Times New Roman"/>
-                <w:sz w:val="26"/>
-                <w:szCs w:val="26"/>
-              </w:rPr>
-              <w:br/>
-              <w:t>…………………………………………………………………</w:t>
+            </w:r>
+            <w:r>
+              <w:rPr>
+                <w:rFonts w:ascii="Times New Roman" w:hAnsi="Times New Roman" w:cs="Times New Roman"/>
+                <w:sz w:val="26"/>
+                <w:szCs w:val="26"/>
+              </w:rPr>
+            </w:r>
+            <w:r>
+              <w:rPr>
+                <w:rFonts w:ascii="Times New Roman" w:hAnsi="Times New Roman" w:cs="Times New Roman"/>
+                <w:sz w:val="26"/>
+                <w:szCs w:val="26"/>
+              </w:rPr>
             </w:r>
           </w:p>
         </w:tc>
@@ -11264,45 +11218,6 @@
         </w:tc>
       </w:tr>
     </w:tbl>
-    <w:p>
-      <w:pPr>
-        <w:spacing w:after="0" w:line="240" w:lineRule="auto"/>
-        <w:jc w:val="center"/>
-        <w:rPr>
-          <w:i/>
-        </w:rPr>
-      </w:pPr>
-    </w:p>
-    <w:p>
-      <w:pPr>
-        <w:spacing w:after="0" w:line="240" w:lineRule="auto"/>
-        <w:rPr>
-          <w:color w:val="000000"/>
-          <w:sz w:val="32"/>
-          <w:szCs w:val="32"/>
-        </w:rPr>
-      </w:pPr>
-    </w:p>
-    <w:p>
-      <w:pPr>
-        <w:spacing w:after="0" w:line="240" w:lineRule="auto"/>
-        <w:rPr>
-          <w:color w:val="000000"/>
-          <w:sz w:val="32"/>
-          <w:szCs w:val="32"/>
-        </w:rPr>
-      </w:pPr>
-    </w:p>
-    <w:p>
-      <w:pPr>
-        <w:spacing w:after="0" w:line="240" w:lineRule="auto"/>
-        <w:rPr>
-          <w:color w:val="000000"/>
-          <w:sz w:val="32"/>
-          <w:szCs w:val="32"/>
-        </w:rPr>
-      </w:pPr>
-    </w:p>
     <w:p>
       <w:pPr>
         <w:spacing w:after="0" w:line="240" w:lineRule="auto"/>

--- a/Hệ thống mẫu văn bản/Nguyên đã làm/Lịch báo giảng/Lịch báo giảng - Tuần 11.docx
+++ b/Hệ thống mẫu văn bản/Nguyên đã làm/Lịch báo giảng/Lịch báo giảng - Tuần 11.docx
@@ -2,420 +2,6 @@
 <file path=word/document.xml><?xml version="1.0" encoding="utf-8"?>
 <w:document xmlns:wpc="http://schemas.microsoft.com/office/word/2010/wordprocessingCanvas" xmlns:cx="http://schemas.microsoft.com/office/drawing/2014/chartex" xmlns:cx1="http://schemas.microsoft.com/office/drawing/2015/9/8/chartex" xmlns:cx2="http://schemas.microsoft.com/office/drawing/2015/10/21/chartex" xmlns:cx3="http://schemas.microsoft.com/office/drawing/2016/5/9/chartex" xmlns:cx4="http://schemas.microsoft.com/office/drawing/2016/5/10/chartex" xmlns:cx5="http://schemas.microsoft.com/office/drawing/2016/5/11/chartex" xmlns:cx6="http://schemas.microsoft.com/office/drawing/2016/5/12/chartex" xmlns:cx7="http://schemas.microsoft.com/office/drawing/2016/5/13/chartex" xmlns:cx8="http://schemas.microsoft.com/office/drawing/2016/5/14/chartex" xmlns:mc="http://schemas.openxmlformats.org/markup-compatibility/2006" xmlns:aink="http://schemas.microsoft.com/office/drawing/2016/ink" xmlns:am3d="http://schemas.microsoft.com/office/drawing/2017/model3d" xmlns:o="urn:schemas-microsoft-com:office:office" xmlns:oel="http://schemas.microsoft.com/office/2019/extlst" xmlns:r="http://schemas.openxmlformats.org/officeDocument/2006/relationships" xmlns:m="http://schemas.openxmlformats.org/officeDocument/2006/math" xmlns:v="urn:schemas-microsoft-com:vml" xmlns:wp14="http://schemas.microsoft.com/office/word/2010/wordprocessingDrawing" xmlns:wp="http://schemas.openxmlformats.org/drawingml/2006/wordprocessingDrawing" xmlns:w10="urn:schemas-microsoft-com:office:word" xmlns:w="http://schemas.openxmlformats.org/wordprocessingml/2006/main" xmlns:w14="http://schemas.microsoft.com/office/word/2010/wordml" xmlns:w15="http://schemas.microsoft.com/office/word/2012/wordml" xmlns:w16cei="http://schemas.microsoft.com/office/word/2026/wordml/cei" xmlns:w16cex="http://schemas.microsoft.com/office/word/2018/wordml/cex" xmlns:w16cid="http://schemas.microsoft.com/office/word/2016/wordml/cid" xmlns:w16="http://schemas.microsoft.com/office/word/2018/wordml" xmlns:w16du="http://schemas.microsoft.com/office/word/2023/wordml/word16du" xmlns:w16sdtdh="http://schemas.microsoft.com/office/word/2020/wordml/sdtdatahash" xmlns:w16sdtfl="http://schemas.microsoft.com/office/word/2024/wordml/sdtformatlock" xmlns:w16se="http://schemas.microsoft.com/office/word/2015/wordml/symex" xmlns:wpg="http://schemas.microsoft.com/office/word/2010/wordprocessingGroup" xmlns:wpi="http://schemas.microsoft.com/office/word/2010/wordprocessingInk" xmlns:wne="http://schemas.microsoft.com/office/word/2006/wordml" xmlns:wps="http://schemas.microsoft.com/office/word/2010/wordprocessingShape" mc:Ignorable="w14 w15 w16se w16cid w16 w16cex w16sdtdh w16sdtfl w16du wp14">
   <w:body>
-    <w:tbl>
-      <w:tblPr>
-        <w:tblStyle w:val="TableGrid"/>
-        <w:tblW w:w="0" w:type="auto"/>
-        <w:tblInd w:w="279" w:type="dxa"/>
-        <w:tblBorders>
-          <w:top w:val="single" w:sz="4" w:space="0" w:color="000000"/>
-          <w:left w:val="single" w:sz="4" w:space="0" w:color="000000"/>
-          <w:bottom w:val="single" w:sz="4" w:space="0" w:color="000000"/>
-          <w:right w:val="single" w:sz="4" w:space="0" w:color="000000"/>
-          <w:insideH w:val="single" w:sz="4" w:space="0" w:color="000000"/>
-          <w:insideV w:val="single" w:sz="4" w:space="0" w:color="000000"/>
-        </w:tblBorders>
-        <w:tblLook w:val="04A0" w:firstRow="1" w:lastRow="0" w:firstColumn="1" w:lastColumn="0" w:noHBand="0" w:noVBand="1"/>
-      </w:tblPr>
-      <w:tblGrid>
-        <w:gridCol w:w="9072"/>
-      </w:tblGrid>
-      <w:tr>
-        <w:trPr>
-          <w:trHeight w:val="13555"/>
-        </w:trPr>
-        <w:tc>
-          <w:tcPr>
-            <w:tcW w:w="9072" w:type="dxa"/>
-          </w:tcPr>
-          <w:p>
-            <w:pPr>
-              <w:jc w:val="center"/>
-              <w:rPr>
-                <w:rFonts w:ascii="Times New Roman" w:hAnsi="Times New Roman" w:cs="Times New Roman"/>
-                <w:sz w:val="26"/>
-                <w:szCs w:val="26"/>
-              </w:rPr>
-            </w:pPr>
-            <w:r>
-              <w:rPr>
-                <w:rFonts w:ascii="Times New Roman" w:hAnsi="Times New Roman" w:cs="Times New Roman"/>
-                <w:sz w:val="26"/>
-                <w:szCs w:val="26"/>
-              </w:rPr>
-              <w:t>Họ và tên giáo viên: Đậu Đình Nguyên</w:t>
-            </w:r>
-            <w:r>
-              <w:rPr>
-                <w:rFonts w:ascii="Times New Roman" w:hAnsi="Times New Roman" w:cs="Times New Roman"/>
-                <w:sz w:val="26"/>
-                <w:szCs w:val="26"/>
-              </w:rPr>
-              <w:br/>
-              <w:t xml:space="preserve">Ngày/tháng/năm sinh: 20/03/2004             </w:t>
-            </w:r>
-            <w:r>
-              <w:rPr>
-                <w:rFonts w:ascii="Times New Roman" w:hAnsi="Times New Roman" w:cs="Times New Roman"/>
-                <w:sz w:val="26"/>
-                <w:szCs w:val="26"/>
-              </w:rPr>
-              <w:br/>
-              <w:t xml:space="preserve">Ngày/tháng/năm vào ngành:   </w:t>
-            </w:r>
-            <w:r>
-              <w:rPr>
-                <w:rFonts w:ascii="Times New Roman" w:hAnsi="Times New Roman" w:cs="Times New Roman"/>
-                <w:sz w:val="26"/>
-                <w:szCs w:val="26"/>
-              </w:rPr>
-              <w:br/>
-              <w:t xml:space="preserve">Hệ đào tạo: Sư phạm Tin học(dạy Tin bằng Tiếng Anh)                             </w:t>
-            </w:r>
-            <w:r>
-              <w:rPr>
-                <w:rFonts w:ascii="Times New Roman" w:hAnsi="Times New Roman" w:cs="Times New Roman"/>
-                <w:sz w:val="26"/>
-                <w:szCs w:val="26"/>
-              </w:rPr>
-              <w:br/>
-              <w:t>Chức vụ hiện nay: Giáo viên Tin học</w:t>
-            </w:r>
-            <w:r>
-              <w:rPr>
-                <w:rFonts w:ascii="Times New Roman" w:hAnsi="Times New Roman" w:cs="Times New Roman"/>
-                <w:sz w:val="26"/>
-                <w:szCs w:val="26"/>
-              </w:rPr>
-              <w:br/>
-            </w:r>
-            <w:r>
-              <w:rPr>
-                <w:rFonts w:ascii="Times New Roman" w:hAnsi="Times New Roman" w:cs="Times New Roman"/>
-                <w:sz w:val="26"/>
-                <w:szCs w:val="26"/>
-              </w:rPr>
-              <w:br/>
-            </w:r>
-            <w:r>
-              <w:rPr>
-                <w:rFonts w:ascii="Times New Roman" w:hAnsi="Times New Roman" w:cs="Times New Roman"/>
-                <w:sz w:val="26"/>
-                <w:szCs w:val="26"/>
-              </w:rPr>
-              <w:br/>
-            </w:r>
-          </w:p>
-          <w:p>
-            <w:pPr>
-              <w:jc w:val="center"/>
-              <w:rPr>
-                <w:rFonts w:ascii="Times New Roman" w:hAnsi="Times New Roman" w:cs="Times New Roman"/>
-              </w:rPr>
-            </w:pPr>
-            <w:r>
-              <w:rPr>
-                <w:rFonts w:ascii="Times New Roman" w:hAnsi="Times New Roman" w:cs="Times New Roman"/>
-              </w:rPr>
-              <w:br/>
-            </w:r>
-            <w:r>
-              <w:rPr>
-                <w:rFonts w:ascii="Times New Roman" w:hAnsi="Times New Roman" w:cs="Times New Roman"/>
-                <w:b/>
-                <w:bCs/>
-                <w:sz w:val="40"/>
-                <w:szCs w:val="40"/>
-              </w:rPr>
-              <w:t>CÔNG TÁC GIẢNG DẠY</w:t>
-            </w:r>
-            <w:r>
-              <w:rPr>
-                <w:rFonts w:ascii="Times New Roman" w:hAnsi="Times New Roman" w:cs="Times New Roman"/>
-                <w:b/>
-                <w:bCs/>
-                <w:sz w:val="40"/>
-                <w:szCs w:val="40"/>
-              </w:rPr>
-              <w:br/>
-            </w:r>
-            <w:r>
-              <w:rPr>
-                <w:rFonts w:ascii="Times New Roman" w:hAnsi="Times New Roman" w:cs="Times New Roman"/>
-                <w:sz w:val="26"/>
-                <w:szCs w:val="26"/>
-              </w:rPr>
-              <w:t>Lớp: Tiền tiểu học, Lớp 1, 2, 3, 4, 5, 6, 7, 8</w:t>
-            </w:r>
-            <w:r>
-              <w:rPr>
-                <w:rFonts w:ascii="Times New Roman" w:hAnsi="Times New Roman" w:cs="Times New Roman"/>
-              </w:rPr>
-              <w:br/>
-            </w:r>
-            <w:r>
-              <w:rPr>
-                <w:rFonts w:ascii="Times New Roman" w:hAnsi="Times New Roman" w:cs="Times New Roman"/>
-              </w:rPr>
-              <w:br/>
-            </w:r>
-          </w:p>
-          <w:p>
-            <w:pPr>
-              <w:jc w:val="center"/>
-              <w:rPr>
-                <w:rFonts w:ascii="Times New Roman" w:hAnsi="Times New Roman" w:cs="Times New Roman"/>
-              </w:rPr>
-            </w:pPr>
-          </w:p>
-          <w:p>
-            <w:pPr>
-              <w:jc w:val="center"/>
-              <w:rPr>
-                <w:rFonts w:ascii="Times New Roman" w:hAnsi="Times New Roman" w:cs="Times New Roman"/>
-              </w:rPr>
-            </w:pPr>
-          </w:p>
-          <w:p>
-            <w:pPr>
-              <w:jc w:val="center"/>
-              <w:rPr>
-                <w:rFonts w:ascii="Times New Roman" w:hAnsi="Times New Roman" w:cs="Times New Roman"/>
-              </w:rPr>
-            </w:pPr>
-            <w:r>
-              <w:rPr>
-                <w:rFonts w:ascii="Times New Roman" w:hAnsi="Times New Roman" w:cs="Times New Roman"/>
-              </w:rPr>
-              <w:br/>
-            </w:r>
-            <w:r>
-              <w:rPr>
-                <w:rFonts w:ascii="Times New Roman" w:hAnsi="Times New Roman" w:cs="Times New Roman"/>
-                <w:b/>
-                <w:bCs/>
-                <w:sz w:val="40"/>
-                <w:szCs w:val="40"/>
-              </w:rPr>
-              <w:t>CÔNG TÁC KHÁC</w:t>
-            </w:r>
-            <w:r>
-              <w:rPr>
-                <w:rFonts w:ascii="Times New Roman" w:hAnsi="Times New Roman" w:cs="Times New Roman"/>
-              </w:rPr>
-              <w:br/>
-            </w:r>
-            <w:r>
-              <w:rPr>
-                <w:rFonts w:ascii="Times New Roman" w:hAnsi="Times New Roman" w:cs="Times New Roman"/>
-                <w:sz w:val="26"/>
-                <w:szCs w:val="26"/>
-              </w:rPr>
-              <w:t xml:space="preserve">- Công tác chủ nhiệm </w:t>
-            </w:r>
-            <w:r>
-              <w:rPr>
-                <w:rFonts w:ascii="Times New Roman" w:hAnsi="Times New Roman" w:cs="Times New Roman"/>
-                <w:sz w:val="26"/>
-                <w:szCs w:val="26"/>
-              </w:rPr>
-              <w:br/>
-              <w:t>- Công tác bán trú</w:t>
-            </w:r>
-            <w:r>
-              <w:rPr>
-                <w:rFonts w:ascii="Times New Roman" w:hAnsi="Times New Roman" w:cs="Times New Roman"/>
-                <w:sz w:val="26"/>
-                <w:szCs w:val="26"/>
-              </w:rPr>
-              <w:br/>
-              <w:t>- Hoạt động sự kiện của lớp trong năm</w:t>
-            </w:r>
-            <w:r>
-              <w:rPr>
-                <w:rFonts w:ascii="Times New Roman" w:hAnsi="Times New Roman" w:cs="Times New Roman"/>
-                <w:sz w:val="26"/>
-                <w:szCs w:val="26"/>
-              </w:rPr>
-              <w:br/>
-            </w:r>
-            <w:r>
-              <w:rPr>
-                <w:rFonts w:ascii="Times New Roman" w:hAnsi="Times New Roman" w:cs="Times New Roman"/>
-                <w:sz w:val="26"/>
-                <w:szCs w:val="26"/>
-              </w:rPr>
-              <w:br/>
-            </w:r>
-            <w:r>
-              <w:rPr>
-                <w:rFonts w:ascii="Times New Roman" w:hAnsi="Times New Roman" w:cs="Times New Roman"/>
-                <w:sz w:val="26"/>
-                <w:szCs w:val="26"/>
-              </w:rPr>
-              <w:br/>
-            </w:r>
-            <w:r>
-              <w:rPr>
-                <w:rFonts w:ascii="Times New Roman" w:hAnsi="Times New Roman" w:cs="Times New Roman"/>
-                <w:sz w:val="26"/>
-                <w:szCs w:val="26"/>
-              </w:rPr>
-              <w:br/>
-              <w:t xml:space="preserve">         </w:t>
-            </w:r>
-            <w:r>
-              <w:rPr>
-                <w:rFonts w:ascii="Times New Roman" w:hAnsi="Times New Roman" w:cs="Times New Roman"/>
-                <w:sz w:val="26"/>
-                <w:szCs w:val="26"/>
-              </w:rPr>
-              <w:br/>
-            </w:r>
-            <w:r>
-              <w:rPr>
-                <w:rFonts w:ascii="Times New Roman" w:hAnsi="Times New Roman" w:cs="Times New Roman"/>
-                <w:sz w:val="26"/>
-                <w:szCs w:val="26"/>
-              </w:rPr>
-              <w:br/>
-            </w:r>
-            <w:r>
-              <w:rPr>
-                <w:rFonts w:ascii="Times New Roman" w:hAnsi="Times New Roman" w:cs="Times New Roman"/>
-                <w:sz w:val="26"/>
-                <w:szCs w:val="26"/>
-              </w:rPr>
-              <w:br/>
-            </w:r>
-            <w:r>
-              <w:rPr>
-                <w:rFonts w:ascii="Times New Roman" w:hAnsi="Times New Roman" w:cs="Times New Roman"/>
-                <w:sz w:val="26"/>
-                <w:szCs w:val="26"/>
-              </w:rPr>
-              <w:br/>
-            </w:r>
-            <w:r>
-              <w:rPr>
-                <w:rFonts w:ascii="Times New Roman" w:hAnsi="Times New Roman" w:cs="Times New Roman"/>
-                <w:sz w:val="26"/>
-                <w:szCs w:val="26"/>
-              </w:rPr>
-              <w:br/>
-            </w:r>
-            <w:r>
-              <w:rPr>
-                <w:rFonts w:ascii="Times New Roman" w:hAnsi="Times New Roman" w:cs="Times New Roman"/>
-                <w:sz w:val="26"/>
-                <w:szCs w:val="26"/>
-              </w:rPr>
-              <w:br/>
-              <w:t xml:space="preserve">                                                           </w:t>
-            </w:r>
-            <w:r>
-              <w:rPr>
-                <w:rFonts w:ascii="Times New Roman" w:hAnsi="Times New Roman" w:cs="Times New Roman"/>
-                <w:sz w:val="26"/>
-                <w:szCs w:val="26"/>
-              </w:rPr>
-              <w:br/>
-              <w:t xml:space="preserve"> </w:t>
-            </w:r>
-            <w:r>
-              <w:rPr>
-                <w:rFonts w:ascii="Times New Roman" w:hAnsi="Times New Roman" w:cs="Times New Roman"/>
-                <w:sz w:val="26"/>
-                <w:szCs w:val="26"/>
-              </w:rPr>
-              <w:t xml:space="preserve">                                                                 </w:t>
-            </w:r>
-            <w:r>
-              <w:rPr>
-                <w:rFonts w:ascii="Times New Roman" w:hAnsi="Times New Roman" w:cs="Times New Roman"/>
-                <w:sz w:val="26"/>
-                <w:szCs w:val="26"/>
-              </w:rPr>
-              <w:t xml:space="preserve"> Hà Nội, ngày..... tháng..... năm </w:t>
-            </w:r>
-            <w:r>
-              <w:rPr>
-                <w:rFonts w:ascii="Times New Roman" w:hAnsi="Times New Roman" w:cs="Times New Roman"/>
-                <w:sz w:val="26"/>
-                <w:szCs w:val="26"/>
-              </w:rPr>
-              <w:t>2026</w:t>
-            </w:r>
-            <w:r>
-              <w:rPr>
-                <w:rFonts w:ascii="Times New Roman" w:hAnsi="Times New Roman" w:cs="Times New Roman"/>
-                <w:sz w:val="26"/>
-                <w:szCs w:val="26"/>
-              </w:rPr>
-              <w:br/>
-              <w:t xml:space="preserve">                                                                           Hiệu trưởng</w:t>
-            </w:r>
-            <w:r>
-              <w:rPr>
-                <w:rFonts w:ascii="Times New Roman" w:hAnsi="Times New Roman" w:cs="Times New Roman"/>
-                <w:sz w:val="26"/>
-                <w:szCs w:val="26"/>
-              </w:rPr>
-              <w:br/>
-              <w:t xml:space="preserve">                                                                         (ký tên, đóng dấu)</w:t>
-            </w:r>
-            <w:r>
-              <w:rPr>
-                <w:rFonts w:ascii="Times New Roman" w:hAnsi="Times New Roman" w:cs="Times New Roman"/>
-                <w:sz w:val="26"/>
-                <w:szCs w:val="26"/>
-              </w:rPr>
-              <w:br/>
-            </w:r>
-            <w:r>
-              <w:rPr>
-                <w:rFonts w:ascii="Times New Roman" w:hAnsi="Times New Roman" w:cs="Times New Roman"/>
-              </w:rPr>
-              <w:br/>
-            </w:r>
-            <w:r>
-              <w:rPr>
-                <w:rFonts w:ascii="Times New Roman" w:hAnsi="Times New Roman" w:cs="Times New Roman"/>
-              </w:rPr>
-              <w:br/>
-            </w:r>
-            <w:r>
-              <w:rPr>
-                <w:rFonts w:ascii="Times New Roman" w:hAnsi="Times New Roman" w:cs="Times New Roman"/>
-              </w:rPr>
-              <w:br/>
-            </w:r>
-            <w:r>
-              <w:rPr>
-                <w:rFonts w:ascii="Times New Roman" w:hAnsi="Times New Roman" w:cs="Times New Roman"/>
-              </w:rPr>
-              <w:br/>
-            </w:r>
-            <w:r>
-              <w:rPr>
-                <w:rFonts w:ascii="Times New Roman" w:hAnsi="Times New Roman" w:cs="Times New Roman"/>
-              </w:rPr>
-              <w:br/>
-            </w:r>
-          </w:p>
-        </w:tc>
-      </w:tr>
-    </w:tbl>
-    <w:p>
-      <w:pPr>
-        <w:spacing w:after="0" w:line="240" w:lineRule="auto"/>
-        <w:rPr>
-          <w:color w:val="000000"/>
-          <w:sz w:val="32"/>
-          <w:szCs w:val="32"/>
-        </w:rPr>
-      </w:pPr>
-    </w:p>
     <w:p>
       <w:pPr>
         <w:spacing w:after="0"/>
@@ -1279,7 +865,7 @@
                 <w:rFonts w:ascii="Times New Roman" w:hAnsi="Times New Roman"/>
                 <w:sz w:val="26"/>
               </w:rPr>
-              <w:t>Đánh giá định kỳ 1</w:t>
+              <w:t>Bài 8. Rèn luyện sức khỏe</w:t>
             </w:r>
           </w:p>
         </w:tc>
@@ -1479,7 +1065,7 @@
                 <w:sz w:val="26"/>
                 <w:szCs w:val="26"/>
               </w:rPr>
-              <w:t>Ôn tập tệp – thư mục</w:t>
+              <w:t>Mở lại và sắp xếp sản phẩm</w:t>
             </w:r>
           </w:p>
         </w:tc>
@@ -1873,7 +1459,7 @@
                 <w:rFonts w:ascii="Times New Roman" w:hAnsi="Times New Roman"/>
                 <w:sz w:val="26"/>
               </w:rPr>
-              <w:t>Ôn tập tệp – thư mục</w:t>
+              <w:t>Mở lại và sắp xếp sản phẩm</w:t>
             </w:r>
           </w:p>
         </w:tc>
@@ -3064,7 +2650,7 @@
                 <w:sz w:val="26"/>
                 <w:szCs w:val="26"/>
               </w:rPr>
-              <w:t>Đánh giá định kỳ 1</w:t>
+              <w:t>Bài 8. Rèn luyện sức khỏe</w:t>
             </w:r>
           </w:p>
         </w:tc>
@@ -3460,7 +3046,7 @@
                 <w:sz w:val="26"/>
                 <w:szCs w:val="26"/>
               </w:rPr>
-              <w:t>Bài 8: Sơ đồ hình cây. Tổ chức thông tin trong máy tính</w:t>
+              <w:t>Bài 4: Làm việc với máy tính (Tiết 2)</w:t>
             </w:r>
           </w:p>
         </w:tc>
@@ -3860,7 +3446,7 @@
                 <w:sz w:val="26"/>
                 <w:szCs w:val="26"/>
               </w:rPr>
-              <w:t>Ôn tập kỹ năng số</w:t>
+              <w:t>Màu sắc và hình dạng</w:t>
             </w:r>
           </w:p>
         </w:tc>
@@ -4063,7 +3649,7 @@
                 <w:sz w:val="26"/>
                 <w:szCs w:val="26"/>
               </w:rPr>
-              <w:t>Đánh giá định kỳ 1</w:t>
+              <w:t>Bài 8. Thế giới khủng long</w:t>
             </w:r>
           </w:p>
         </w:tc>
@@ -4459,7 +4045,7 @@
                 <w:sz w:val="26"/>
                 <w:szCs w:val="26"/>
               </w:rPr>
-              <w:t>Đánh giá định kỳ 1</w:t>
+              <w:t>Bài 8. Rèn luyện sức khỏe</w:t>
             </w:r>
           </w:p>
         </w:tc>
@@ -4799,7 +4385,7 @@
                 <w:rFonts w:ascii="Times New Roman" w:hAnsi="Times New Roman"/>
                 <w:sz w:val="26"/>
               </w:rPr>
-              <w:t>Robotics</w:t>
+              <w:t>Tin học</w:t>
             </w:r>
           </w:p>
         </w:tc>
@@ -4827,7 +4413,7 @@
                 <w:rFonts w:ascii="Times New Roman" w:hAnsi="Times New Roman"/>
                 <w:sz w:val="26"/>
               </w:rPr>
-              <w:t>3C1</w:t>
+              <w:t>2A1</w:t>
             </w:r>
           </w:p>
         </w:tc>
@@ -4855,7 +4441,7 @@
                 <w:rFonts w:ascii="Times New Roman" w:hAnsi="Times New Roman"/>
                 <w:sz w:val="26"/>
               </w:rPr>
-              <w:t>Đánh giá định kỳ 1</w:t>
+              <w:t>Mở lại và sắp xếp sản phẩm</w:t>
             </w:r>
           </w:p>
         </w:tc>
@@ -4883,7 +4469,7 @@
                 <w:rFonts w:ascii="Times New Roman" w:hAnsi="Times New Roman"/>
                 <w:sz w:val="26"/>
               </w:rPr>
-              <w:t>Bộ Kit Robotics</w:t>
+              <w:t>Phòng Tin học</w:t>
             </w:r>
           </w:p>
         </w:tc>
@@ -4967,6 +4553,7 @@
                 <w:sz w:val="26"/>
                 <w:szCs w:val="26"/>
               </w:rPr>
+              <w:t>10</w:t>
             </w:r>
           </w:p>
         </w:tc>
@@ -4995,6 +4582,7 @@
                 <w:sz w:val="26"/>
                 <w:szCs w:val="26"/>
               </w:rPr>
+              <w:t>Robotics</w:t>
             </w:r>
           </w:p>
         </w:tc>
@@ -5023,6 +4611,7 @@
                 <w:sz w:val="26"/>
                 <w:szCs w:val="26"/>
               </w:rPr>
+              <w:t>3C1</w:t>
             </w:r>
           </w:p>
         </w:tc>
@@ -5051,6 +4640,7 @@
                 <w:sz w:val="26"/>
                 <w:szCs w:val="26"/>
               </w:rPr>
+              <w:t>Bài 8. Rèn luyện sức khỏe</w:t>
             </w:r>
           </w:p>
         </w:tc>
@@ -5079,6 +4669,7 @@
                 <w:sz w:val="26"/>
                 <w:szCs w:val="26"/>
               </w:rPr>
+              <w:t>Bộ Kit Robotics</w:t>
             </w:r>
           </w:p>
         </w:tc>
@@ -5795,33 +5386,31 @@
             </w:pPr>
             <w:r>
               <w:rPr>
-                <w:rFonts w:ascii="Times New Roman" w:hAnsi="Times New Roman" w:cs="Times New Roman"/>
-                <w:sz w:val="26"/>
-                <w:szCs w:val="26"/>
+                <w:rFonts w:ascii="Times New Roman" w:hAnsi="Times New Roman"/>
+                <w:sz w:val="26"/>
               </w:rPr>
               <w:t>Ngày 9 tháng 10 năm 2026</w:t>
-            </w:r>
-            <w:r>
-              <w:rPr>
-                <w:rFonts w:ascii="Times New Roman" w:hAnsi="Times New Roman" w:cs="Times New Roman"/>
-                <w:sz w:val="26"/>
-                <w:szCs w:val="26"/>
-              </w:rPr>
               <w:br/>
+            </w:r>
+            <w:r>
+              <w:rPr>
+                <w:rFonts w:ascii="Times New Roman" w:hAnsi="Times New Roman"/>
+                <w:sz w:val="26"/>
+              </w:rPr>
               <w:t>Tổ trưởng</w:t>
-            </w:r>
-            <w:r>
-              <w:rPr>
-                <w:rFonts w:ascii="Times New Roman" w:hAnsi="Times New Roman" w:cs="Times New Roman"/>
-                <w:sz w:val="26"/>
-                <w:szCs w:val="26"/>
-              </w:rPr>
+              <w:br/>
+              <w:br/>
               <w:br/>
             </w:r>
           </w:p>
         </w:tc>
       </w:tr>
     </w:tbl>
+    <w:p>
+      <w:r>
+        <w:br w:type="page"/>
+      </w:r>
+    </w:p>
     <w:p>
       <w:pPr>
         <w:spacing w:after="0" w:line="240" w:lineRule="auto"/>
@@ -6662,7 +6251,7 @@
                 <w:rFonts w:ascii="Times New Roman" w:hAnsi="Times New Roman"/>
                 <w:sz w:val="26"/>
               </w:rPr>
-              <w:t>Ôn tập tệp – thư mục</w:t>
+              <w:t>Mở lại và sắp xếp sản phẩm</w:t>
             </w:r>
           </w:p>
         </w:tc>
@@ -7163,7 +6752,6 @@
                 <w:sz w:val="26"/>
                 <w:szCs w:val="26"/>
               </w:rPr>
-              <w:t>10</w:t>
             </w:r>
           </w:p>
         </w:tc>
@@ -7192,7 +6780,6 @@
                 <w:sz w:val="26"/>
                 <w:szCs w:val="26"/>
               </w:rPr>
-              <w:t>Tin học</w:t>
             </w:r>
           </w:p>
         </w:tc>
@@ -7221,7 +6808,6 @@
                 <w:sz w:val="26"/>
                 <w:szCs w:val="26"/>
               </w:rPr>
-              <w:t>2A1</w:t>
             </w:r>
           </w:p>
         </w:tc>
@@ -7250,7 +6836,6 @@
                 <w:sz w:val="26"/>
                 <w:szCs w:val="26"/>
               </w:rPr>
-              <w:t>Ôn tập tệp – thư mục</w:t>
             </w:r>
           </w:p>
         </w:tc>
@@ -7279,7 +6864,6 @@
                 <w:sz w:val="26"/>
                 <w:szCs w:val="26"/>
               </w:rPr>
-              <w:t>Phòng Tin học</w:t>
             </w:r>
           </w:p>
         </w:tc>
@@ -8640,7 +8224,7 @@
                 <w:sz w:val="26"/>
                 <w:szCs w:val="26"/>
               </w:rPr>
-              <w:t>Bài 8: Định dạng văn bản trên trang chiếu</w:t>
+              <w:t>Bài 4: Tìm kiếm thông tin trên Internet (Tiết 2)</w:t>
             </w:r>
           </w:p>
         </w:tc>
@@ -8843,7 +8427,7 @@
                 <w:sz w:val="26"/>
                 <w:szCs w:val="26"/>
               </w:rPr>
-              <w:t>Đánh giá định kỳ 1</w:t>
+              <w:t>Bài 8. Rèn luyện sức khỏe</w:t>
             </w:r>
           </w:p>
         </w:tc>
@@ -9243,7 +8827,7 @@
                 <w:sz w:val="26"/>
                 <w:szCs w:val="26"/>
               </w:rPr>
-              <w:t>Bài 8: Sơ đồ hình cây. Tổ chức thông tin trong máy tính</w:t>
+              <w:t>Bài 4: Làm việc với máy tính (Tiết 2)</w:t>
             </w:r>
           </w:p>
         </w:tc>
@@ -9446,7 +9030,7 @@
                 <w:sz w:val="26"/>
                 <w:szCs w:val="26"/>
               </w:rPr>
-              <w:t>Ôn tập kỹ năng số</w:t>
+              <w:t>Màu sắc và hình dạng</w:t>
             </w:r>
           </w:p>
         </w:tc>
@@ -9649,7 +9233,7 @@
                 <w:sz w:val="26"/>
                 <w:szCs w:val="26"/>
               </w:rPr>
-              <w:t>Ôn tập kỹ năng số</w:t>
+              <w:t>Màu sắc và hình dạng</w:t>
             </w:r>
           </w:p>
         </w:tc>
@@ -9852,7 +9436,7 @@
                 <w:sz w:val="26"/>
                 <w:szCs w:val="26"/>
               </w:rPr>
-              <w:t>Đánh giá định kỳ 1</w:t>
+              <w:t>Bài 8. Thế giới khủng long</w:t>
             </w:r>
           </w:p>
         </w:tc>
@@ -11190,2118 +10774,26 @@
             </w:pPr>
             <w:r>
               <w:rPr>
-                <w:rFonts w:ascii="Times New Roman" w:hAnsi="Times New Roman" w:cs="Times New Roman"/>
-                <w:sz w:val="26"/>
-                <w:szCs w:val="26"/>
-              </w:rPr>
-              <w:t>Ngày   tháng  năm 2026</w:t>
-            </w:r>
-            <w:r>
-              <w:rPr>
-                <w:rFonts w:ascii="Times New Roman" w:hAnsi="Times New Roman" w:cs="Times New Roman"/>
-                <w:sz w:val="26"/>
-                <w:szCs w:val="26"/>
-              </w:rPr>
+                <w:rFonts w:ascii="Times New Roman" w:hAnsi="Times New Roman"/>
+                <w:sz w:val="26"/>
+              </w:rPr>
+              <w:t>Ngày 9 tháng 10 năm 2026</w:t>
               <w:br/>
+            </w:r>
+            <w:r>
+              <w:rPr>
+                <w:rFonts w:ascii="Times New Roman" w:hAnsi="Times New Roman"/>
+                <w:sz w:val="26"/>
+              </w:rPr>
               <w:t>Tổ trưởng</w:t>
-            </w:r>
-            <w:r>
-              <w:rPr>
-                <w:rFonts w:ascii="Times New Roman" w:hAnsi="Times New Roman" w:cs="Times New Roman"/>
-                <w:sz w:val="26"/>
-                <w:szCs w:val="26"/>
-              </w:rPr>
               <w:br/>
-              <w:t>(Ký tên, đóng dấu)</w:t>
+              <w:br/>
+              <w:br/>
             </w:r>
           </w:p>
         </w:tc>
       </w:tr>
     </w:tbl>
-    <w:p>
-      <w:pPr>
-        <w:spacing w:after="0" w:line="240" w:lineRule="auto"/>
-        <w:rPr>
-          <w:b/>
-          <w:bCs/>
-          <w:color w:val="000000"/>
-          <w:sz w:val="28"/>
-          <w:szCs w:val="28"/>
-        </w:rPr>
-      </w:pPr>
-      <w:r>
-        <w:rPr>
-          <w:b/>
-          <w:bCs/>
-          <w:color w:val="000000"/>
-          <w:szCs w:val="28"/>
-        </w:rPr>
-        <w:t>Nhận xét của BGH hoặc tổ trưởng chuyên môn về tiến độ thực hiện chương trình</w:t>
-      </w:r>
-    </w:p>
-    <w:p>
-      <w:pPr>
-        <w:spacing w:after="0" w:line="240" w:lineRule="auto"/>
-        <w:rPr>
-          <w:b/>
-          <w:bCs/>
-          <w:color w:val="000000"/>
-          <w:sz w:val="28"/>
-          <w:szCs w:val="28"/>
-        </w:rPr>
-      </w:pPr>
-    </w:p>
-    <w:tbl>
-      <w:tblPr>
-        <w:tblStyle w:val="TableGrid"/>
-        <w:tblW w:w="0" w:type="auto"/>
-        <w:tblBorders>
-          <w:top w:val="single" w:sz="4" w:space="0" w:color="000000"/>
-          <w:left w:val="single" w:sz="4" w:space="0" w:color="000000"/>
-          <w:bottom w:val="single" w:sz="4" w:space="0" w:color="000000"/>
-          <w:right w:val="single" w:sz="4" w:space="0" w:color="000000"/>
-          <w:insideH w:val="single" w:sz="4" w:space="0" w:color="000000"/>
-          <w:insideV w:val="single" w:sz="4" w:space="0" w:color="000000"/>
-        </w:tblBorders>
-        <w:tblLook w:val="04A0" w:firstRow="1" w:lastRow="0" w:firstColumn="1" w:lastColumn="0" w:noHBand="0" w:noVBand="1"/>
-      </w:tblPr>
-      <w:tblGrid>
-        <w:gridCol w:w="1555"/>
-        <w:gridCol w:w="6237"/>
-        <w:gridCol w:w="2208"/>
-      </w:tblGrid>
-      <w:tr>
-        <w:tc>
-          <w:tcPr>
-            <w:tcW w:w="1555" w:type="dxa"/>
-          </w:tcPr>
-          <w:p>
-            <w:pPr>
-              <w:spacing w:line="276" w:lineRule="auto"/>
-              <w:jc w:val="center"/>
-              <w:rPr>
-                <w:rFonts w:cs="Times New Roman"/>
-                <w:b/>
-                <w:bCs/>
-                <w:color w:val="000000"/>
-                <w:szCs w:val="26"/>
-              </w:rPr>
-            </w:pPr>
-            <w:r>
-              <w:rPr>
-                <w:rFonts w:cs="Times New Roman"/>
-                <w:b/>
-                <w:bCs/>
-                <w:color w:val="000000"/>
-                <w:szCs w:val="26"/>
-              </w:rPr>
-              <w:t>Ngày/tháng</w:t>
-            </w:r>
-          </w:p>
-        </w:tc>
-        <w:tc>
-          <w:tcPr>
-            <w:tcW w:w="6237" w:type="dxa"/>
-          </w:tcPr>
-          <w:p>
-            <w:pPr>
-              <w:spacing w:line="276" w:lineRule="auto"/>
-              <w:jc w:val="center"/>
-              <w:rPr>
-                <w:rFonts w:cs="Times New Roman"/>
-                <w:b/>
-                <w:bCs/>
-                <w:color w:val="000000"/>
-                <w:szCs w:val="26"/>
-              </w:rPr>
-            </w:pPr>
-            <w:r>
-              <w:rPr>
-                <w:rFonts w:cs="Times New Roman"/>
-                <w:b/>
-                <w:bCs/>
-                <w:color w:val="000000"/>
-                <w:szCs w:val="26"/>
-              </w:rPr>
-              <w:t>Nhận xét</w:t>
-            </w:r>
-          </w:p>
-        </w:tc>
-        <w:tc>
-          <w:tcPr>
-            <w:tcW w:w="2208" w:type="dxa"/>
-          </w:tcPr>
-          <w:p>
-            <w:pPr>
-              <w:spacing w:line="276" w:lineRule="auto"/>
-              <w:jc w:val="center"/>
-              <w:rPr>
-                <w:rFonts w:cs="Times New Roman"/>
-                <w:b/>
-                <w:bCs/>
-                <w:color w:val="000000"/>
-                <w:szCs w:val="26"/>
-              </w:rPr>
-            </w:pPr>
-            <w:r>
-              <w:rPr>
-                <w:rFonts w:cs="Times New Roman"/>
-                <w:b/>
-                <w:bCs/>
-                <w:color w:val="000000"/>
-                <w:szCs w:val="26"/>
-              </w:rPr>
-              <w:t>Chữ ký</w:t>
-            </w:r>
-          </w:p>
-        </w:tc>
-      </w:tr>
-      <w:tr>
-        <w:tc>
-          <w:tcPr>
-            <w:tcW w:w="1555" w:type="dxa"/>
-          </w:tcPr>
-          <w:p>
-            <w:pPr>
-              <w:spacing w:line="276" w:lineRule="auto"/>
-              <w:rPr>
-                <w:rFonts w:cs="Times New Roman"/>
-                <w:b/>
-                <w:bCs/>
-                <w:color w:val="000000"/>
-                <w:szCs w:val="26"/>
-              </w:rPr>
-            </w:pPr>
-          </w:p>
-        </w:tc>
-        <w:tc>
-          <w:tcPr>
-            <w:tcW w:w="6237" w:type="dxa"/>
-          </w:tcPr>
-          <w:p>
-            <w:pPr>
-              <w:spacing w:line="276" w:lineRule="auto"/>
-              <w:rPr>
-                <w:rFonts w:cs="Times New Roman"/>
-                <w:b/>
-                <w:bCs/>
-                <w:color w:val="000000"/>
-                <w:szCs w:val="26"/>
-              </w:rPr>
-            </w:pPr>
-          </w:p>
-        </w:tc>
-        <w:tc>
-          <w:tcPr>
-            <w:tcW w:w="2208" w:type="dxa"/>
-          </w:tcPr>
-          <w:p>
-            <w:pPr>
-              <w:spacing w:line="276" w:lineRule="auto"/>
-              <w:rPr>
-                <w:rFonts w:cs="Times New Roman"/>
-                <w:b/>
-                <w:bCs/>
-                <w:color w:val="000000"/>
-                <w:szCs w:val="26"/>
-              </w:rPr>
-            </w:pPr>
-          </w:p>
-        </w:tc>
-      </w:tr>
-      <w:tr>
-        <w:tc>
-          <w:tcPr>
-            <w:tcW w:w="1555" w:type="dxa"/>
-          </w:tcPr>
-          <w:p>
-            <w:pPr>
-              <w:spacing w:line="276" w:lineRule="auto"/>
-              <w:rPr>
-                <w:b/>
-                <w:bCs/>
-                <w:color w:val="000000"/>
-              </w:rPr>
-            </w:pPr>
-          </w:p>
-        </w:tc>
-        <w:tc>
-          <w:tcPr>
-            <w:tcW w:w="6237" w:type="dxa"/>
-          </w:tcPr>
-          <w:p>
-            <w:pPr>
-              <w:spacing w:line="276" w:lineRule="auto"/>
-              <w:rPr>
-                <w:b/>
-                <w:bCs/>
-                <w:color w:val="000000"/>
-              </w:rPr>
-            </w:pPr>
-          </w:p>
-        </w:tc>
-        <w:tc>
-          <w:tcPr>
-            <w:tcW w:w="2208" w:type="dxa"/>
-          </w:tcPr>
-          <w:p>
-            <w:pPr>
-              <w:spacing w:line="276" w:lineRule="auto"/>
-              <w:rPr>
-                <w:b/>
-                <w:bCs/>
-                <w:color w:val="000000"/>
-              </w:rPr>
-            </w:pPr>
-          </w:p>
-        </w:tc>
-      </w:tr>
-      <w:tr>
-        <w:tc>
-          <w:tcPr>
-            <w:tcW w:w="1555" w:type="dxa"/>
-          </w:tcPr>
-          <w:p>
-            <w:pPr>
-              <w:spacing w:line="276" w:lineRule="auto"/>
-              <w:rPr>
-                <w:b/>
-                <w:bCs/>
-                <w:color w:val="000000"/>
-              </w:rPr>
-            </w:pPr>
-          </w:p>
-        </w:tc>
-        <w:tc>
-          <w:tcPr>
-            <w:tcW w:w="6237" w:type="dxa"/>
-          </w:tcPr>
-          <w:p>
-            <w:pPr>
-              <w:spacing w:line="276" w:lineRule="auto"/>
-              <w:rPr>
-                <w:b/>
-                <w:bCs/>
-                <w:color w:val="000000"/>
-              </w:rPr>
-            </w:pPr>
-          </w:p>
-        </w:tc>
-        <w:tc>
-          <w:tcPr>
-            <w:tcW w:w="2208" w:type="dxa"/>
-          </w:tcPr>
-          <w:p>
-            <w:pPr>
-              <w:spacing w:line="276" w:lineRule="auto"/>
-              <w:rPr>
-                <w:b/>
-                <w:bCs/>
-                <w:color w:val="000000"/>
-              </w:rPr>
-            </w:pPr>
-          </w:p>
-        </w:tc>
-      </w:tr>
-      <w:tr>
-        <w:tc>
-          <w:tcPr>
-            <w:tcW w:w="1555" w:type="dxa"/>
-          </w:tcPr>
-          <w:p>
-            <w:pPr>
-              <w:spacing w:line="276" w:lineRule="auto"/>
-              <w:rPr>
-                <w:b/>
-                <w:bCs/>
-                <w:color w:val="000000"/>
-              </w:rPr>
-            </w:pPr>
-          </w:p>
-        </w:tc>
-        <w:tc>
-          <w:tcPr>
-            <w:tcW w:w="6237" w:type="dxa"/>
-          </w:tcPr>
-          <w:p>
-            <w:pPr>
-              <w:spacing w:line="276" w:lineRule="auto"/>
-              <w:rPr>
-                <w:b/>
-                <w:bCs/>
-                <w:color w:val="000000"/>
-              </w:rPr>
-            </w:pPr>
-          </w:p>
-        </w:tc>
-        <w:tc>
-          <w:tcPr>
-            <w:tcW w:w="2208" w:type="dxa"/>
-          </w:tcPr>
-          <w:p>
-            <w:pPr>
-              <w:spacing w:line="276" w:lineRule="auto"/>
-              <w:rPr>
-                <w:b/>
-                <w:bCs/>
-                <w:color w:val="000000"/>
-              </w:rPr>
-            </w:pPr>
-          </w:p>
-        </w:tc>
-      </w:tr>
-      <w:tr>
-        <w:tc>
-          <w:tcPr>
-            <w:tcW w:w="1555" w:type="dxa"/>
-          </w:tcPr>
-          <w:p>
-            <w:pPr>
-              <w:spacing w:line="276" w:lineRule="auto"/>
-              <w:rPr>
-                <w:b/>
-                <w:bCs/>
-                <w:color w:val="000000"/>
-              </w:rPr>
-            </w:pPr>
-          </w:p>
-        </w:tc>
-        <w:tc>
-          <w:tcPr>
-            <w:tcW w:w="6237" w:type="dxa"/>
-          </w:tcPr>
-          <w:p>
-            <w:pPr>
-              <w:spacing w:line="276" w:lineRule="auto"/>
-              <w:rPr>
-                <w:b/>
-                <w:bCs/>
-                <w:color w:val="000000"/>
-              </w:rPr>
-            </w:pPr>
-          </w:p>
-        </w:tc>
-        <w:tc>
-          <w:tcPr>
-            <w:tcW w:w="2208" w:type="dxa"/>
-          </w:tcPr>
-          <w:p>
-            <w:pPr>
-              <w:spacing w:line="276" w:lineRule="auto"/>
-              <w:rPr>
-                <w:b/>
-                <w:bCs/>
-                <w:color w:val="000000"/>
-              </w:rPr>
-            </w:pPr>
-          </w:p>
-        </w:tc>
-      </w:tr>
-      <w:tr>
-        <w:tc>
-          <w:tcPr>
-            <w:tcW w:w="1555" w:type="dxa"/>
-          </w:tcPr>
-          <w:p>
-            <w:pPr>
-              <w:spacing w:line="276" w:lineRule="auto"/>
-              <w:rPr>
-                <w:b/>
-                <w:bCs/>
-                <w:color w:val="000000"/>
-              </w:rPr>
-            </w:pPr>
-          </w:p>
-        </w:tc>
-        <w:tc>
-          <w:tcPr>
-            <w:tcW w:w="6237" w:type="dxa"/>
-          </w:tcPr>
-          <w:p>
-            <w:pPr>
-              <w:spacing w:line="276" w:lineRule="auto"/>
-              <w:rPr>
-                <w:b/>
-                <w:bCs/>
-                <w:color w:val="000000"/>
-              </w:rPr>
-            </w:pPr>
-          </w:p>
-        </w:tc>
-        <w:tc>
-          <w:tcPr>
-            <w:tcW w:w="2208" w:type="dxa"/>
-          </w:tcPr>
-          <w:p>
-            <w:pPr>
-              <w:spacing w:line="276" w:lineRule="auto"/>
-              <w:rPr>
-                <w:b/>
-                <w:bCs/>
-                <w:color w:val="000000"/>
-              </w:rPr>
-            </w:pPr>
-          </w:p>
-        </w:tc>
-      </w:tr>
-      <w:tr>
-        <w:tc>
-          <w:tcPr>
-            <w:tcW w:w="1555" w:type="dxa"/>
-          </w:tcPr>
-          <w:p>
-            <w:pPr>
-              <w:spacing w:line="276" w:lineRule="auto"/>
-              <w:rPr>
-                <w:b/>
-                <w:bCs/>
-                <w:color w:val="000000"/>
-              </w:rPr>
-            </w:pPr>
-          </w:p>
-        </w:tc>
-        <w:tc>
-          <w:tcPr>
-            <w:tcW w:w="6237" w:type="dxa"/>
-          </w:tcPr>
-          <w:p>
-            <w:pPr>
-              <w:spacing w:line="276" w:lineRule="auto"/>
-              <w:rPr>
-                <w:b/>
-                <w:bCs/>
-                <w:color w:val="000000"/>
-              </w:rPr>
-            </w:pPr>
-          </w:p>
-        </w:tc>
-        <w:tc>
-          <w:tcPr>
-            <w:tcW w:w="2208" w:type="dxa"/>
-          </w:tcPr>
-          <w:p>
-            <w:pPr>
-              <w:spacing w:line="276" w:lineRule="auto"/>
-              <w:rPr>
-                <w:b/>
-                <w:bCs/>
-                <w:color w:val="000000"/>
-              </w:rPr>
-            </w:pPr>
-          </w:p>
-        </w:tc>
-      </w:tr>
-      <w:tr>
-        <w:tc>
-          <w:tcPr>
-            <w:tcW w:w="1555" w:type="dxa"/>
-          </w:tcPr>
-          <w:p>
-            <w:pPr>
-              <w:spacing w:line="276" w:lineRule="auto"/>
-              <w:rPr>
-                <w:b/>
-                <w:bCs/>
-                <w:color w:val="000000"/>
-              </w:rPr>
-            </w:pPr>
-          </w:p>
-        </w:tc>
-        <w:tc>
-          <w:tcPr>
-            <w:tcW w:w="6237" w:type="dxa"/>
-          </w:tcPr>
-          <w:p>
-            <w:pPr>
-              <w:spacing w:line="276" w:lineRule="auto"/>
-              <w:rPr>
-                <w:b/>
-                <w:bCs/>
-                <w:color w:val="000000"/>
-              </w:rPr>
-            </w:pPr>
-          </w:p>
-        </w:tc>
-        <w:tc>
-          <w:tcPr>
-            <w:tcW w:w="2208" w:type="dxa"/>
-          </w:tcPr>
-          <w:p>
-            <w:pPr>
-              <w:spacing w:line="276" w:lineRule="auto"/>
-              <w:rPr>
-                <w:b/>
-                <w:bCs/>
-                <w:color w:val="000000"/>
-              </w:rPr>
-            </w:pPr>
-          </w:p>
-        </w:tc>
-      </w:tr>
-      <w:tr>
-        <w:tc>
-          <w:tcPr>
-            <w:tcW w:w="1555" w:type="dxa"/>
-          </w:tcPr>
-          <w:p>
-            <w:pPr>
-              <w:spacing w:line="276" w:lineRule="auto"/>
-              <w:rPr>
-                <w:b/>
-                <w:bCs/>
-                <w:color w:val="000000"/>
-              </w:rPr>
-            </w:pPr>
-          </w:p>
-        </w:tc>
-        <w:tc>
-          <w:tcPr>
-            <w:tcW w:w="6237" w:type="dxa"/>
-          </w:tcPr>
-          <w:p>
-            <w:pPr>
-              <w:spacing w:line="276" w:lineRule="auto"/>
-              <w:rPr>
-                <w:b/>
-                <w:bCs/>
-                <w:color w:val="000000"/>
-              </w:rPr>
-            </w:pPr>
-          </w:p>
-        </w:tc>
-        <w:tc>
-          <w:tcPr>
-            <w:tcW w:w="2208" w:type="dxa"/>
-          </w:tcPr>
-          <w:p>
-            <w:pPr>
-              <w:spacing w:line="276" w:lineRule="auto"/>
-              <w:rPr>
-                <w:b/>
-                <w:bCs/>
-                <w:color w:val="000000"/>
-              </w:rPr>
-            </w:pPr>
-          </w:p>
-        </w:tc>
-      </w:tr>
-      <w:tr>
-        <w:tc>
-          <w:tcPr>
-            <w:tcW w:w="1555" w:type="dxa"/>
-          </w:tcPr>
-          <w:p>
-            <w:pPr>
-              <w:spacing w:line="276" w:lineRule="auto"/>
-              <w:rPr>
-                <w:b/>
-                <w:bCs/>
-                <w:color w:val="000000"/>
-              </w:rPr>
-            </w:pPr>
-          </w:p>
-        </w:tc>
-        <w:tc>
-          <w:tcPr>
-            <w:tcW w:w="6237" w:type="dxa"/>
-          </w:tcPr>
-          <w:p>
-            <w:pPr>
-              <w:spacing w:line="276" w:lineRule="auto"/>
-              <w:rPr>
-                <w:b/>
-                <w:bCs/>
-                <w:color w:val="000000"/>
-              </w:rPr>
-            </w:pPr>
-          </w:p>
-        </w:tc>
-        <w:tc>
-          <w:tcPr>
-            <w:tcW w:w="2208" w:type="dxa"/>
-          </w:tcPr>
-          <w:p>
-            <w:pPr>
-              <w:spacing w:line="276" w:lineRule="auto"/>
-              <w:rPr>
-                <w:b/>
-                <w:bCs/>
-                <w:color w:val="000000"/>
-              </w:rPr>
-            </w:pPr>
-          </w:p>
-        </w:tc>
-      </w:tr>
-      <w:tr>
-        <w:tc>
-          <w:tcPr>
-            <w:tcW w:w="1555" w:type="dxa"/>
-          </w:tcPr>
-          <w:p>
-            <w:pPr>
-              <w:spacing w:line="276" w:lineRule="auto"/>
-              <w:rPr>
-                <w:b/>
-                <w:bCs/>
-                <w:color w:val="000000"/>
-              </w:rPr>
-            </w:pPr>
-          </w:p>
-        </w:tc>
-        <w:tc>
-          <w:tcPr>
-            <w:tcW w:w="6237" w:type="dxa"/>
-          </w:tcPr>
-          <w:p>
-            <w:pPr>
-              <w:spacing w:line="276" w:lineRule="auto"/>
-              <w:rPr>
-                <w:b/>
-                <w:bCs/>
-                <w:color w:val="000000"/>
-              </w:rPr>
-            </w:pPr>
-          </w:p>
-        </w:tc>
-        <w:tc>
-          <w:tcPr>
-            <w:tcW w:w="2208" w:type="dxa"/>
-          </w:tcPr>
-          <w:p>
-            <w:pPr>
-              <w:spacing w:line="276" w:lineRule="auto"/>
-              <w:rPr>
-                <w:b/>
-                <w:bCs/>
-                <w:color w:val="000000"/>
-              </w:rPr>
-            </w:pPr>
-          </w:p>
-        </w:tc>
-      </w:tr>
-      <w:tr>
-        <w:tc>
-          <w:tcPr>
-            <w:tcW w:w="1555" w:type="dxa"/>
-          </w:tcPr>
-          <w:p>
-            <w:pPr>
-              <w:spacing w:line="276" w:lineRule="auto"/>
-              <w:rPr>
-                <w:b/>
-                <w:bCs/>
-                <w:color w:val="000000"/>
-              </w:rPr>
-            </w:pPr>
-          </w:p>
-        </w:tc>
-        <w:tc>
-          <w:tcPr>
-            <w:tcW w:w="6237" w:type="dxa"/>
-          </w:tcPr>
-          <w:p>
-            <w:pPr>
-              <w:spacing w:line="276" w:lineRule="auto"/>
-              <w:rPr>
-                <w:b/>
-                <w:bCs/>
-                <w:color w:val="000000"/>
-              </w:rPr>
-            </w:pPr>
-          </w:p>
-        </w:tc>
-        <w:tc>
-          <w:tcPr>
-            <w:tcW w:w="2208" w:type="dxa"/>
-          </w:tcPr>
-          <w:p>
-            <w:pPr>
-              <w:spacing w:line="276" w:lineRule="auto"/>
-              <w:rPr>
-                <w:b/>
-                <w:bCs/>
-                <w:color w:val="000000"/>
-              </w:rPr>
-            </w:pPr>
-          </w:p>
-        </w:tc>
-      </w:tr>
-      <w:tr>
-        <w:tc>
-          <w:tcPr>
-            <w:tcW w:w="1555" w:type="dxa"/>
-          </w:tcPr>
-          <w:p>
-            <w:pPr>
-              <w:spacing w:line="276" w:lineRule="auto"/>
-              <w:rPr>
-                <w:b/>
-                <w:bCs/>
-                <w:color w:val="000000"/>
-              </w:rPr>
-            </w:pPr>
-          </w:p>
-        </w:tc>
-        <w:tc>
-          <w:tcPr>
-            <w:tcW w:w="6237" w:type="dxa"/>
-          </w:tcPr>
-          <w:p>
-            <w:pPr>
-              <w:spacing w:line="276" w:lineRule="auto"/>
-              <w:rPr>
-                <w:b/>
-                <w:bCs/>
-                <w:color w:val="000000"/>
-              </w:rPr>
-            </w:pPr>
-          </w:p>
-        </w:tc>
-        <w:tc>
-          <w:tcPr>
-            <w:tcW w:w="2208" w:type="dxa"/>
-          </w:tcPr>
-          <w:p>
-            <w:pPr>
-              <w:spacing w:line="276" w:lineRule="auto"/>
-              <w:rPr>
-                <w:b/>
-                <w:bCs/>
-                <w:color w:val="000000"/>
-              </w:rPr>
-            </w:pPr>
-          </w:p>
-        </w:tc>
-      </w:tr>
-      <w:tr>
-        <w:tc>
-          <w:tcPr>
-            <w:tcW w:w="1555" w:type="dxa"/>
-          </w:tcPr>
-          <w:p>
-            <w:pPr>
-              <w:spacing w:line="276" w:lineRule="auto"/>
-              <w:rPr>
-                <w:b/>
-                <w:bCs/>
-                <w:color w:val="000000"/>
-              </w:rPr>
-            </w:pPr>
-          </w:p>
-        </w:tc>
-        <w:tc>
-          <w:tcPr>
-            <w:tcW w:w="6237" w:type="dxa"/>
-          </w:tcPr>
-          <w:p>
-            <w:pPr>
-              <w:spacing w:line="276" w:lineRule="auto"/>
-              <w:rPr>
-                <w:b/>
-                <w:bCs/>
-                <w:color w:val="000000"/>
-              </w:rPr>
-            </w:pPr>
-          </w:p>
-        </w:tc>
-        <w:tc>
-          <w:tcPr>
-            <w:tcW w:w="2208" w:type="dxa"/>
-          </w:tcPr>
-          <w:p>
-            <w:pPr>
-              <w:spacing w:line="276" w:lineRule="auto"/>
-              <w:rPr>
-                <w:b/>
-                <w:bCs/>
-                <w:color w:val="000000"/>
-              </w:rPr>
-            </w:pPr>
-          </w:p>
-        </w:tc>
-      </w:tr>
-      <w:tr>
-        <w:tc>
-          <w:tcPr>
-            <w:tcW w:w="1555" w:type="dxa"/>
-          </w:tcPr>
-          <w:p>
-            <w:pPr>
-              <w:spacing w:line="276" w:lineRule="auto"/>
-              <w:rPr>
-                <w:b/>
-                <w:bCs/>
-                <w:color w:val="000000"/>
-              </w:rPr>
-            </w:pPr>
-          </w:p>
-        </w:tc>
-        <w:tc>
-          <w:tcPr>
-            <w:tcW w:w="6237" w:type="dxa"/>
-          </w:tcPr>
-          <w:p>
-            <w:pPr>
-              <w:spacing w:line="276" w:lineRule="auto"/>
-              <w:rPr>
-                <w:b/>
-                <w:bCs/>
-                <w:color w:val="000000"/>
-              </w:rPr>
-            </w:pPr>
-          </w:p>
-        </w:tc>
-        <w:tc>
-          <w:tcPr>
-            <w:tcW w:w="2208" w:type="dxa"/>
-          </w:tcPr>
-          <w:p>
-            <w:pPr>
-              <w:spacing w:line="276" w:lineRule="auto"/>
-              <w:rPr>
-                <w:b/>
-                <w:bCs/>
-                <w:color w:val="000000"/>
-              </w:rPr>
-            </w:pPr>
-          </w:p>
-        </w:tc>
-      </w:tr>
-      <w:tr>
-        <w:tc>
-          <w:tcPr>
-            <w:tcW w:w="1555" w:type="dxa"/>
-          </w:tcPr>
-          <w:p>
-            <w:pPr>
-              <w:spacing w:line="276" w:lineRule="auto"/>
-              <w:rPr>
-                <w:b/>
-                <w:bCs/>
-                <w:color w:val="000000"/>
-              </w:rPr>
-            </w:pPr>
-          </w:p>
-        </w:tc>
-        <w:tc>
-          <w:tcPr>
-            <w:tcW w:w="6237" w:type="dxa"/>
-          </w:tcPr>
-          <w:p>
-            <w:pPr>
-              <w:spacing w:line="276" w:lineRule="auto"/>
-              <w:rPr>
-                <w:b/>
-                <w:bCs/>
-                <w:color w:val="000000"/>
-              </w:rPr>
-            </w:pPr>
-          </w:p>
-        </w:tc>
-        <w:tc>
-          <w:tcPr>
-            <w:tcW w:w="2208" w:type="dxa"/>
-          </w:tcPr>
-          <w:p>
-            <w:pPr>
-              <w:spacing w:line="276" w:lineRule="auto"/>
-              <w:rPr>
-                <w:b/>
-                <w:bCs/>
-                <w:color w:val="000000"/>
-              </w:rPr>
-            </w:pPr>
-          </w:p>
-        </w:tc>
-      </w:tr>
-      <w:tr>
-        <w:tc>
-          <w:tcPr>
-            <w:tcW w:w="1555" w:type="dxa"/>
-          </w:tcPr>
-          <w:p>
-            <w:pPr>
-              <w:spacing w:line="276" w:lineRule="auto"/>
-              <w:rPr>
-                <w:b/>
-                <w:bCs/>
-                <w:color w:val="000000"/>
-              </w:rPr>
-            </w:pPr>
-          </w:p>
-        </w:tc>
-        <w:tc>
-          <w:tcPr>
-            <w:tcW w:w="6237" w:type="dxa"/>
-          </w:tcPr>
-          <w:p>
-            <w:pPr>
-              <w:spacing w:line="276" w:lineRule="auto"/>
-              <w:rPr>
-                <w:b/>
-                <w:bCs/>
-                <w:color w:val="000000"/>
-              </w:rPr>
-            </w:pPr>
-          </w:p>
-        </w:tc>
-        <w:tc>
-          <w:tcPr>
-            <w:tcW w:w="2208" w:type="dxa"/>
-          </w:tcPr>
-          <w:p>
-            <w:pPr>
-              <w:spacing w:line="276" w:lineRule="auto"/>
-              <w:rPr>
-                <w:b/>
-                <w:bCs/>
-                <w:color w:val="000000"/>
-              </w:rPr>
-            </w:pPr>
-          </w:p>
-        </w:tc>
-      </w:tr>
-      <w:tr>
-        <w:tc>
-          <w:tcPr>
-            <w:tcW w:w="1555" w:type="dxa"/>
-          </w:tcPr>
-          <w:p>
-            <w:pPr>
-              <w:spacing w:line="276" w:lineRule="auto"/>
-              <w:rPr>
-                <w:b/>
-                <w:bCs/>
-                <w:color w:val="000000"/>
-              </w:rPr>
-            </w:pPr>
-          </w:p>
-        </w:tc>
-        <w:tc>
-          <w:tcPr>
-            <w:tcW w:w="6237" w:type="dxa"/>
-          </w:tcPr>
-          <w:p>
-            <w:pPr>
-              <w:spacing w:line="276" w:lineRule="auto"/>
-              <w:rPr>
-                <w:b/>
-                <w:bCs/>
-                <w:color w:val="000000"/>
-              </w:rPr>
-            </w:pPr>
-          </w:p>
-        </w:tc>
-        <w:tc>
-          <w:tcPr>
-            <w:tcW w:w="2208" w:type="dxa"/>
-          </w:tcPr>
-          <w:p>
-            <w:pPr>
-              <w:spacing w:line="276" w:lineRule="auto"/>
-              <w:rPr>
-                <w:b/>
-                <w:bCs/>
-                <w:color w:val="000000"/>
-              </w:rPr>
-            </w:pPr>
-          </w:p>
-        </w:tc>
-      </w:tr>
-      <w:tr>
-        <w:tc>
-          <w:tcPr>
-            <w:tcW w:w="1555" w:type="dxa"/>
-          </w:tcPr>
-          <w:p>
-            <w:pPr>
-              <w:spacing w:line="276" w:lineRule="auto"/>
-              <w:rPr>
-                <w:b/>
-                <w:bCs/>
-                <w:color w:val="000000"/>
-              </w:rPr>
-            </w:pPr>
-          </w:p>
-        </w:tc>
-        <w:tc>
-          <w:tcPr>
-            <w:tcW w:w="6237" w:type="dxa"/>
-          </w:tcPr>
-          <w:p>
-            <w:pPr>
-              <w:spacing w:line="276" w:lineRule="auto"/>
-              <w:rPr>
-                <w:b/>
-                <w:bCs/>
-                <w:color w:val="000000"/>
-              </w:rPr>
-            </w:pPr>
-          </w:p>
-        </w:tc>
-        <w:tc>
-          <w:tcPr>
-            <w:tcW w:w="2208" w:type="dxa"/>
-          </w:tcPr>
-          <w:p>
-            <w:pPr>
-              <w:spacing w:line="276" w:lineRule="auto"/>
-              <w:rPr>
-                <w:b/>
-                <w:bCs/>
-                <w:color w:val="000000"/>
-              </w:rPr>
-            </w:pPr>
-          </w:p>
-        </w:tc>
-      </w:tr>
-      <w:tr>
-        <w:tc>
-          <w:tcPr>
-            <w:tcW w:w="1555" w:type="dxa"/>
-          </w:tcPr>
-          <w:p>
-            <w:pPr>
-              <w:spacing w:line="276" w:lineRule="auto"/>
-              <w:rPr>
-                <w:b/>
-                <w:bCs/>
-                <w:color w:val="000000"/>
-              </w:rPr>
-            </w:pPr>
-          </w:p>
-        </w:tc>
-        <w:tc>
-          <w:tcPr>
-            <w:tcW w:w="6237" w:type="dxa"/>
-          </w:tcPr>
-          <w:p>
-            <w:pPr>
-              <w:spacing w:line="276" w:lineRule="auto"/>
-              <w:rPr>
-                <w:b/>
-                <w:bCs/>
-                <w:color w:val="000000"/>
-              </w:rPr>
-            </w:pPr>
-          </w:p>
-        </w:tc>
-        <w:tc>
-          <w:tcPr>
-            <w:tcW w:w="2208" w:type="dxa"/>
-          </w:tcPr>
-          <w:p>
-            <w:pPr>
-              <w:spacing w:line="276" w:lineRule="auto"/>
-              <w:rPr>
-                <w:b/>
-                <w:bCs/>
-                <w:color w:val="000000"/>
-              </w:rPr>
-            </w:pPr>
-          </w:p>
-        </w:tc>
-      </w:tr>
-      <w:tr>
-        <w:tc>
-          <w:tcPr>
-            <w:tcW w:w="1555" w:type="dxa"/>
-          </w:tcPr>
-          <w:p>
-            <w:pPr>
-              <w:spacing w:line="276" w:lineRule="auto"/>
-              <w:rPr>
-                <w:b/>
-                <w:bCs/>
-                <w:color w:val="000000"/>
-              </w:rPr>
-            </w:pPr>
-          </w:p>
-        </w:tc>
-        <w:tc>
-          <w:tcPr>
-            <w:tcW w:w="6237" w:type="dxa"/>
-          </w:tcPr>
-          <w:p>
-            <w:pPr>
-              <w:spacing w:line="276" w:lineRule="auto"/>
-              <w:rPr>
-                <w:b/>
-                <w:bCs/>
-                <w:color w:val="000000"/>
-              </w:rPr>
-            </w:pPr>
-          </w:p>
-        </w:tc>
-        <w:tc>
-          <w:tcPr>
-            <w:tcW w:w="2208" w:type="dxa"/>
-          </w:tcPr>
-          <w:p>
-            <w:pPr>
-              <w:spacing w:line="276" w:lineRule="auto"/>
-              <w:rPr>
-                <w:b/>
-                <w:bCs/>
-                <w:color w:val="000000"/>
-              </w:rPr>
-            </w:pPr>
-          </w:p>
-        </w:tc>
-      </w:tr>
-      <w:tr>
-        <w:tc>
-          <w:tcPr>
-            <w:tcW w:w="1555" w:type="dxa"/>
-          </w:tcPr>
-          <w:p>
-            <w:pPr>
-              <w:spacing w:line="276" w:lineRule="auto"/>
-              <w:rPr>
-                <w:b/>
-                <w:bCs/>
-                <w:color w:val="000000"/>
-              </w:rPr>
-            </w:pPr>
-          </w:p>
-        </w:tc>
-        <w:tc>
-          <w:tcPr>
-            <w:tcW w:w="6237" w:type="dxa"/>
-          </w:tcPr>
-          <w:p>
-            <w:pPr>
-              <w:spacing w:line="276" w:lineRule="auto"/>
-              <w:rPr>
-                <w:b/>
-                <w:bCs/>
-                <w:color w:val="000000"/>
-              </w:rPr>
-            </w:pPr>
-          </w:p>
-        </w:tc>
-        <w:tc>
-          <w:tcPr>
-            <w:tcW w:w="2208" w:type="dxa"/>
-          </w:tcPr>
-          <w:p>
-            <w:pPr>
-              <w:spacing w:line="276" w:lineRule="auto"/>
-              <w:rPr>
-                <w:b/>
-                <w:bCs/>
-                <w:color w:val="000000"/>
-              </w:rPr>
-            </w:pPr>
-          </w:p>
-        </w:tc>
-      </w:tr>
-      <w:tr>
-        <w:tc>
-          <w:tcPr>
-            <w:tcW w:w="1555" w:type="dxa"/>
-          </w:tcPr>
-          <w:p>
-            <w:pPr>
-              <w:spacing w:line="276" w:lineRule="auto"/>
-              <w:rPr>
-                <w:b/>
-                <w:bCs/>
-                <w:color w:val="000000"/>
-              </w:rPr>
-            </w:pPr>
-          </w:p>
-        </w:tc>
-        <w:tc>
-          <w:tcPr>
-            <w:tcW w:w="6237" w:type="dxa"/>
-          </w:tcPr>
-          <w:p>
-            <w:pPr>
-              <w:spacing w:line="276" w:lineRule="auto"/>
-              <w:rPr>
-                <w:b/>
-                <w:bCs/>
-                <w:color w:val="000000"/>
-              </w:rPr>
-            </w:pPr>
-          </w:p>
-        </w:tc>
-        <w:tc>
-          <w:tcPr>
-            <w:tcW w:w="2208" w:type="dxa"/>
-          </w:tcPr>
-          <w:p>
-            <w:pPr>
-              <w:spacing w:line="276" w:lineRule="auto"/>
-              <w:rPr>
-                <w:b/>
-                <w:bCs/>
-                <w:color w:val="000000"/>
-              </w:rPr>
-            </w:pPr>
-          </w:p>
-        </w:tc>
-      </w:tr>
-      <w:tr>
-        <w:tc>
-          <w:tcPr>
-            <w:tcW w:w="1555" w:type="dxa"/>
-          </w:tcPr>
-          <w:p>
-            <w:pPr>
-              <w:spacing w:line="276" w:lineRule="auto"/>
-              <w:rPr>
-                <w:b/>
-                <w:bCs/>
-                <w:color w:val="000000"/>
-              </w:rPr>
-            </w:pPr>
-          </w:p>
-        </w:tc>
-        <w:tc>
-          <w:tcPr>
-            <w:tcW w:w="6237" w:type="dxa"/>
-          </w:tcPr>
-          <w:p>
-            <w:pPr>
-              <w:spacing w:line="276" w:lineRule="auto"/>
-              <w:rPr>
-                <w:b/>
-                <w:bCs/>
-                <w:color w:val="000000"/>
-              </w:rPr>
-            </w:pPr>
-          </w:p>
-        </w:tc>
-        <w:tc>
-          <w:tcPr>
-            <w:tcW w:w="2208" w:type="dxa"/>
-          </w:tcPr>
-          <w:p>
-            <w:pPr>
-              <w:spacing w:line="276" w:lineRule="auto"/>
-              <w:rPr>
-                <w:b/>
-                <w:bCs/>
-                <w:color w:val="000000"/>
-              </w:rPr>
-            </w:pPr>
-          </w:p>
-        </w:tc>
-      </w:tr>
-      <w:tr>
-        <w:tc>
-          <w:tcPr>
-            <w:tcW w:w="1555" w:type="dxa"/>
-          </w:tcPr>
-          <w:p>
-            <w:pPr>
-              <w:spacing w:line="276" w:lineRule="auto"/>
-              <w:rPr>
-                <w:b/>
-                <w:bCs/>
-                <w:color w:val="000000"/>
-              </w:rPr>
-            </w:pPr>
-          </w:p>
-        </w:tc>
-        <w:tc>
-          <w:tcPr>
-            <w:tcW w:w="6237" w:type="dxa"/>
-          </w:tcPr>
-          <w:p>
-            <w:pPr>
-              <w:spacing w:line="276" w:lineRule="auto"/>
-              <w:rPr>
-                <w:b/>
-                <w:bCs/>
-                <w:color w:val="000000"/>
-              </w:rPr>
-            </w:pPr>
-          </w:p>
-        </w:tc>
-        <w:tc>
-          <w:tcPr>
-            <w:tcW w:w="2208" w:type="dxa"/>
-          </w:tcPr>
-          <w:p>
-            <w:pPr>
-              <w:spacing w:line="276" w:lineRule="auto"/>
-              <w:rPr>
-                <w:b/>
-                <w:bCs/>
-                <w:color w:val="000000"/>
-              </w:rPr>
-            </w:pPr>
-          </w:p>
-        </w:tc>
-      </w:tr>
-      <w:tr>
-        <w:tc>
-          <w:tcPr>
-            <w:tcW w:w="1555" w:type="dxa"/>
-          </w:tcPr>
-          <w:p>
-            <w:pPr>
-              <w:spacing w:line="276" w:lineRule="auto"/>
-              <w:rPr>
-                <w:b/>
-                <w:bCs/>
-                <w:color w:val="000000"/>
-              </w:rPr>
-            </w:pPr>
-          </w:p>
-        </w:tc>
-        <w:tc>
-          <w:tcPr>
-            <w:tcW w:w="6237" w:type="dxa"/>
-          </w:tcPr>
-          <w:p>
-            <w:pPr>
-              <w:spacing w:line="276" w:lineRule="auto"/>
-              <w:rPr>
-                <w:b/>
-                <w:bCs/>
-                <w:color w:val="000000"/>
-              </w:rPr>
-            </w:pPr>
-          </w:p>
-        </w:tc>
-        <w:tc>
-          <w:tcPr>
-            <w:tcW w:w="2208" w:type="dxa"/>
-          </w:tcPr>
-          <w:p>
-            <w:pPr>
-              <w:spacing w:line="276" w:lineRule="auto"/>
-              <w:rPr>
-                <w:b/>
-                <w:bCs/>
-                <w:color w:val="000000"/>
-              </w:rPr>
-            </w:pPr>
-          </w:p>
-        </w:tc>
-      </w:tr>
-      <w:tr>
-        <w:tc>
-          <w:tcPr>
-            <w:tcW w:w="1555" w:type="dxa"/>
-          </w:tcPr>
-          <w:p>
-            <w:pPr>
-              <w:spacing w:line="276" w:lineRule="auto"/>
-              <w:rPr>
-                <w:b/>
-                <w:bCs/>
-                <w:color w:val="000000"/>
-              </w:rPr>
-            </w:pPr>
-          </w:p>
-        </w:tc>
-        <w:tc>
-          <w:tcPr>
-            <w:tcW w:w="6237" w:type="dxa"/>
-          </w:tcPr>
-          <w:p>
-            <w:pPr>
-              <w:spacing w:line="276" w:lineRule="auto"/>
-              <w:rPr>
-                <w:b/>
-                <w:bCs/>
-                <w:color w:val="000000"/>
-              </w:rPr>
-            </w:pPr>
-          </w:p>
-        </w:tc>
-        <w:tc>
-          <w:tcPr>
-            <w:tcW w:w="2208" w:type="dxa"/>
-          </w:tcPr>
-          <w:p>
-            <w:pPr>
-              <w:spacing w:line="276" w:lineRule="auto"/>
-              <w:rPr>
-                <w:b/>
-                <w:bCs/>
-                <w:color w:val="000000"/>
-              </w:rPr>
-            </w:pPr>
-          </w:p>
-        </w:tc>
-      </w:tr>
-      <w:tr>
-        <w:tc>
-          <w:tcPr>
-            <w:tcW w:w="1555" w:type="dxa"/>
-          </w:tcPr>
-          <w:p>
-            <w:pPr>
-              <w:spacing w:line="276" w:lineRule="auto"/>
-              <w:rPr>
-                <w:b/>
-                <w:bCs/>
-                <w:color w:val="000000"/>
-              </w:rPr>
-            </w:pPr>
-          </w:p>
-        </w:tc>
-        <w:tc>
-          <w:tcPr>
-            <w:tcW w:w="6237" w:type="dxa"/>
-          </w:tcPr>
-          <w:p>
-            <w:pPr>
-              <w:spacing w:line="276" w:lineRule="auto"/>
-              <w:rPr>
-                <w:b/>
-                <w:bCs/>
-                <w:color w:val="000000"/>
-              </w:rPr>
-            </w:pPr>
-          </w:p>
-        </w:tc>
-        <w:tc>
-          <w:tcPr>
-            <w:tcW w:w="2208" w:type="dxa"/>
-          </w:tcPr>
-          <w:p>
-            <w:pPr>
-              <w:spacing w:line="276" w:lineRule="auto"/>
-              <w:rPr>
-                <w:b/>
-                <w:bCs/>
-                <w:color w:val="000000"/>
-              </w:rPr>
-            </w:pPr>
-          </w:p>
-        </w:tc>
-      </w:tr>
-      <w:tr>
-        <w:tc>
-          <w:tcPr>
-            <w:tcW w:w="1555" w:type="dxa"/>
-          </w:tcPr>
-          <w:p>
-            <w:pPr>
-              <w:spacing w:line="276" w:lineRule="auto"/>
-              <w:rPr>
-                <w:b/>
-                <w:bCs/>
-                <w:color w:val="000000"/>
-              </w:rPr>
-            </w:pPr>
-          </w:p>
-        </w:tc>
-        <w:tc>
-          <w:tcPr>
-            <w:tcW w:w="6237" w:type="dxa"/>
-          </w:tcPr>
-          <w:p>
-            <w:pPr>
-              <w:spacing w:line="276" w:lineRule="auto"/>
-              <w:rPr>
-                <w:b/>
-                <w:bCs/>
-                <w:color w:val="000000"/>
-              </w:rPr>
-            </w:pPr>
-          </w:p>
-        </w:tc>
-        <w:tc>
-          <w:tcPr>
-            <w:tcW w:w="2208" w:type="dxa"/>
-          </w:tcPr>
-          <w:p>
-            <w:pPr>
-              <w:spacing w:line="276" w:lineRule="auto"/>
-              <w:rPr>
-                <w:b/>
-                <w:bCs/>
-                <w:color w:val="000000"/>
-              </w:rPr>
-            </w:pPr>
-          </w:p>
-        </w:tc>
-      </w:tr>
-      <w:tr>
-        <w:tc>
-          <w:tcPr>
-            <w:tcW w:w="1555" w:type="dxa"/>
-          </w:tcPr>
-          <w:p>
-            <w:pPr>
-              <w:spacing w:line="276" w:lineRule="auto"/>
-              <w:rPr>
-                <w:b/>
-                <w:bCs/>
-                <w:color w:val="000000"/>
-              </w:rPr>
-            </w:pPr>
-          </w:p>
-        </w:tc>
-        <w:tc>
-          <w:tcPr>
-            <w:tcW w:w="6237" w:type="dxa"/>
-          </w:tcPr>
-          <w:p>
-            <w:pPr>
-              <w:spacing w:line="276" w:lineRule="auto"/>
-              <w:rPr>
-                <w:b/>
-                <w:bCs/>
-                <w:color w:val="000000"/>
-              </w:rPr>
-            </w:pPr>
-          </w:p>
-        </w:tc>
-        <w:tc>
-          <w:tcPr>
-            <w:tcW w:w="2208" w:type="dxa"/>
-          </w:tcPr>
-          <w:p>
-            <w:pPr>
-              <w:spacing w:line="276" w:lineRule="auto"/>
-              <w:rPr>
-                <w:b/>
-                <w:bCs/>
-                <w:color w:val="000000"/>
-              </w:rPr>
-            </w:pPr>
-          </w:p>
-        </w:tc>
-      </w:tr>
-      <w:tr>
-        <w:tc>
-          <w:tcPr>
-            <w:tcW w:w="1555" w:type="dxa"/>
-          </w:tcPr>
-          <w:p>
-            <w:pPr>
-              <w:spacing w:line="276" w:lineRule="auto"/>
-              <w:rPr>
-                <w:b/>
-                <w:bCs/>
-                <w:color w:val="000000"/>
-              </w:rPr>
-            </w:pPr>
-          </w:p>
-        </w:tc>
-        <w:tc>
-          <w:tcPr>
-            <w:tcW w:w="6237" w:type="dxa"/>
-          </w:tcPr>
-          <w:p>
-            <w:pPr>
-              <w:spacing w:line="276" w:lineRule="auto"/>
-              <w:rPr>
-                <w:b/>
-                <w:bCs/>
-                <w:color w:val="000000"/>
-              </w:rPr>
-            </w:pPr>
-          </w:p>
-        </w:tc>
-        <w:tc>
-          <w:tcPr>
-            <w:tcW w:w="2208" w:type="dxa"/>
-          </w:tcPr>
-          <w:p>
-            <w:pPr>
-              <w:spacing w:line="276" w:lineRule="auto"/>
-              <w:rPr>
-                <w:b/>
-                <w:bCs/>
-                <w:color w:val="000000"/>
-              </w:rPr>
-            </w:pPr>
-          </w:p>
-        </w:tc>
-      </w:tr>
-      <w:tr>
-        <w:tc>
-          <w:tcPr>
-            <w:tcW w:w="1555" w:type="dxa"/>
-          </w:tcPr>
-          <w:p>
-            <w:pPr>
-              <w:spacing w:line="276" w:lineRule="auto"/>
-              <w:rPr>
-                <w:b/>
-                <w:bCs/>
-                <w:color w:val="000000"/>
-              </w:rPr>
-            </w:pPr>
-          </w:p>
-        </w:tc>
-        <w:tc>
-          <w:tcPr>
-            <w:tcW w:w="6237" w:type="dxa"/>
-          </w:tcPr>
-          <w:p>
-            <w:pPr>
-              <w:spacing w:line="276" w:lineRule="auto"/>
-              <w:rPr>
-                <w:b/>
-                <w:bCs/>
-                <w:color w:val="000000"/>
-              </w:rPr>
-            </w:pPr>
-          </w:p>
-        </w:tc>
-        <w:tc>
-          <w:tcPr>
-            <w:tcW w:w="2208" w:type="dxa"/>
-          </w:tcPr>
-          <w:p>
-            <w:pPr>
-              <w:spacing w:line="276" w:lineRule="auto"/>
-              <w:rPr>
-                <w:b/>
-                <w:bCs/>
-                <w:color w:val="000000"/>
-              </w:rPr>
-            </w:pPr>
-          </w:p>
-        </w:tc>
-      </w:tr>
-      <w:tr>
-        <w:tc>
-          <w:tcPr>
-            <w:tcW w:w="1555" w:type="dxa"/>
-          </w:tcPr>
-          <w:p>
-            <w:pPr>
-              <w:spacing w:line="276" w:lineRule="auto"/>
-              <w:rPr>
-                <w:b/>
-                <w:bCs/>
-                <w:color w:val="000000"/>
-              </w:rPr>
-            </w:pPr>
-          </w:p>
-        </w:tc>
-        <w:tc>
-          <w:tcPr>
-            <w:tcW w:w="6237" w:type="dxa"/>
-          </w:tcPr>
-          <w:p>
-            <w:pPr>
-              <w:spacing w:line="276" w:lineRule="auto"/>
-              <w:rPr>
-                <w:b/>
-                <w:bCs/>
-                <w:color w:val="000000"/>
-              </w:rPr>
-            </w:pPr>
-          </w:p>
-        </w:tc>
-        <w:tc>
-          <w:tcPr>
-            <w:tcW w:w="2208" w:type="dxa"/>
-          </w:tcPr>
-          <w:p>
-            <w:pPr>
-              <w:spacing w:line="276" w:lineRule="auto"/>
-              <w:rPr>
-                <w:b/>
-                <w:bCs/>
-                <w:color w:val="000000"/>
-              </w:rPr>
-            </w:pPr>
-          </w:p>
-        </w:tc>
-      </w:tr>
-      <w:tr>
-        <w:tc>
-          <w:tcPr>
-            <w:tcW w:w="1555" w:type="dxa"/>
-          </w:tcPr>
-          <w:p>
-            <w:pPr>
-              <w:spacing w:line="276" w:lineRule="auto"/>
-              <w:rPr>
-                <w:b/>
-                <w:bCs/>
-                <w:color w:val="000000"/>
-              </w:rPr>
-            </w:pPr>
-          </w:p>
-        </w:tc>
-        <w:tc>
-          <w:tcPr>
-            <w:tcW w:w="6237" w:type="dxa"/>
-          </w:tcPr>
-          <w:p>
-            <w:pPr>
-              <w:spacing w:line="276" w:lineRule="auto"/>
-              <w:rPr>
-                <w:b/>
-                <w:bCs/>
-                <w:color w:val="000000"/>
-              </w:rPr>
-            </w:pPr>
-          </w:p>
-        </w:tc>
-        <w:tc>
-          <w:tcPr>
-            <w:tcW w:w="2208" w:type="dxa"/>
-          </w:tcPr>
-          <w:p>
-            <w:pPr>
-              <w:spacing w:line="276" w:lineRule="auto"/>
-              <w:rPr>
-                <w:b/>
-                <w:bCs/>
-                <w:color w:val="000000"/>
-              </w:rPr>
-            </w:pPr>
-          </w:p>
-        </w:tc>
-      </w:tr>
-      <w:tr>
-        <w:tc>
-          <w:tcPr>
-            <w:tcW w:w="1555" w:type="dxa"/>
-          </w:tcPr>
-          <w:p>
-            <w:pPr>
-              <w:spacing w:line="276" w:lineRule="auto"/>
-              <w:rPr>
-                <w:b/>
-                <w:bCs/>
-                <w:color w:val="000000"/>
-              </w:rPr>
-            </w:pPr>
-          </w:p>
-        </w:tc>
-        <w:tc>
-          <w:tcPr>
-            <w:tcW w:w="6237" w:type="dxa"/>
-          </w:tcPr>
-          <w:p>
-            <w:pPr>
-              <w:spacing w:line="276" w:lineRule="auto"/>
-              <w:rPr>
-                <w:b/>
-                <w:bCs/>
-                <w:color w:val="000000"/>
-              </w:rPr>
-            </w:pPr>
-          </w:p>
-        </w:tc>
-        <w:tc>
-          <w:tcPr>
-            <w:tcW w:w="2208" w:type="dxa"/>
-          </w:tcPr>
-          <w:p>
-            <w:pPr>
-              <w:spacing w:line="276" w:lineRule="auto"/>
-              <w:rPr>
-                <w:b/>
-                <w:bCs/>
-                <w:color w:val="000000"/>
-              </w:rPr>
-            </w:pPr>
-          </w:p>
-        </w:tc>
-      </w:tr>
-      <w:tr>
-        <w:tc>
-          <w:tcPr>
-            <w:tcW w:w="1555" w:type="dxa"/>
-          </w:tcPr>
-          <w:p>
-            <w:pPr>
-              <w:spacing w:line="276" w:lineRule="auto"/>
-              <w:rPr>
-                <w:b/>
-                <w:bCs/>
-                <w:color w:val="000000"/>
-              </w:rPr>
-            </w:pPr>
-          </w:p>
-        </w:tc>
-        <w:tc>
-          <w:tcPr>
-            <w:tcW w:w="6237" w:type="dxa"/>
-          </w:tcPr>
-          <w:p>
-            <w:pPr>
-              <w:spacing w:line="276" w:lineRule="auto"/>
-              <w:rPr>
-                <w:b/>
-                <w:bCs/>
-                <w:color w:val="000000"/>
-              </w:rPr>
-            </w:pPr>
-          </w:p>
-        </w:tc>
-        <w:tc>
-          <w:tcPr>
-            <w:tcW w:w="2208" w:type="dxa"/>
-          </w:tcPr>
-          <w:p>
-            <w:pPr>
-              <w:spacing w:line="276" w:lineRule="auto"/>
-              <w:rPr>
-                <w:b/>
-                <w:bCs/>
-                <w:color w:val="000000"/>
-              </w:rPr>
-            </w:pPr>
-          </w:p>
-        </w:tc>
-      </w:tr>
-      <w:tr>
-        <w:tc>
-          <w:tcPr>
-            <w:tcW w:w="1555" w:type="dxa"/>
-          </w:tcPr>
-          <w:p>
-            <w:pPr>
-              <w:spacing w:line="276" w:lineRule="auto"/>
-              <w:rPr>
-                <w:b/>
-                <w:bCs/>
-                <w:color w:val="000000"/>
-              </w:rPr>
-            </w:pPr>
-          </w:p>
-        </w:tc>
-        <w:tc>
-          <w:tcPr>
-            <w:tcW w:w="6237" w:type="dxa"/>
-          </w:tcPr>
-          <w:p>
-            <w:pPr>
-              <w:spacing w:line="276" w:lineRule="auto"/>
-              <w:rPr>
-                <w:b/>
-                <w:bCs/>
-                <w:color w:val="000000"/>
-              </w:rPr>
-            </w:pPr>
-          </w:p>
-        </w:tc>
-        <w:tc>
-          <w:tcPr>
-            <w:tcW w:w="2208" w:type="dxa"/>
-          </w:tcPr>
-          <w:p>
-            <w:pPr>
-              <w:spacing w:line="276" w:lineRule="auto"/>
-              <w:rPr>
-                <w:b/>
-                <w:bCs/>
-                <w:color w:val="000000"/>
-              </w:rPr>
-            </w:pPr>
-          </w:p>
-        </w:tc>
-      </w:tr>
-      <w:tr>
-        <w:tc>
-          <w:tcPr>
-            <w:tcW w:w="1555" w:type="dxa"/>
-          </w:tcPr>
-          <w:p>
-            <w:pPr>
-              <w:spacing w:line="276" w:lineRule="auto"/>
-              <w:rPr>
-                <w:b/>
-                <w:bCs/>
-                <w:color w:val="000000"/>
-              </w:rPr>
-            </w:pPr>
-          </w:p>
-        </w:tc>
-        <w:tc>
-          <w:tcPr>
-            <w:tcW w:w="6237" w:type="dxa"/>
-          </w:tcPr>
-          <w:p>
-            <w:pPr>
-              <w:spacing w:line="276" w:lineRule="auto"/>
-              <w:rPr>
-                <w:b/>
-                <w:bCs/>
-                <w:color w:val="000000"/>
-              </w:rPr>
-            </w:pPr>
-          </w:p>
-        </w:tc>
-        <w:tc>
-          <w:tcPr>
-            <w:tcW w:w="2208" w:type="dxa"/>
-          </w:tcPr>
-          <w:p>
-            <w:pPr>
-              <w:spacing w:line="276" w:lineRule="auto"/>
-              <w:rPr>
-                <w:b/>
-                <w:bCs/>
-                <w:color w:val="000000"/>
-              </w:rPr>
-            </w:pPr>
-          </w:p>
-        </w:tc>
-      </w:tr>
-      <w:tr>
-        <w:tc>
-          <w:tcPr>
-            <w:tcW w:w="1555" w:type="dxa"/>
-          </w:tcPr>
-          <w:p>
-            <w:pPr>
-              <w:spacing w:line="276" w:lineRule="auto"/>
-              <w:rPr>
-                <w:b/>
-                <w:bCs/>
-                <w:color w:val="000000"/>
-              </w:rPr>
-            </w:pPr>
-          </w:p>
-        </w:tc>
-        <w:tc>
-          <w:tcPr>
-            <w:tcW w:w="6237" w:type="dxa"/>
-          </w:tcPr>
-          <w:p>
-            <w:pPr>
-              <w:spacing w:line="276" w:lineRule="auto"/>
-              <w:rPr>
-                <w:b/>
-                <w:bCs/>
-                <w:color w:val="000000"/>
-              </w:rPr>
-            </w:pPr>
-          </w:p>
-        </w:tc>
-        <w:tc>
-          <w:tcPr>
-            <w:tcW w:w="2208" w:type="dxa"/>
-          </w:tcPr>
-          <w:p>
-            <w:pPr>
-              <w:spacing w:line="276" w:lineRule="auto"/>
-              <w:rPr>
-                <w:b/>
-                <w:bCs/>
-                <w:color w:val="000000"/>
-              </w:rPr>
-            </w:pPr>
-          </w:p>
-        </w:tc>
-      </w:tr>
-      <w:tr>
-        <w:tc>
-          <w:tcPr>
-            <w:tcW w:w="1555" w:type="dxa"/>
-          </w:tcPr>
-          <w:p>
-            <w:pPr>
-              <w:spacing w:line="276" w:lineRule="auto"/>
-              <w:rPr>
-                <w:b/>
-                <w:bCs/>
-                <w:color w:val="000000"/>
-              </w:rPr>
-            </w:pPr>
-          </w:p>
-        </w:tc>
-        <w:tc>
-          <w:tcPr>
-            <w:tcW w:w="6237" w:type="dxa"/>
-          </w:tcPr>
-          <w:p>
-            <w:pPr>
-              <w:spacing w:line="276" w:lineRule="auto"/>
-              <w:rPr>
-                <w:b/>
-                <w:bCs/>
-                <w:color w:val="000000"/>
-              </w:rPr>
-            </w:pPr>
-          </w:p>
-        </w:tc>
-        <w:tc>
-          <w:tcPr>
-            <w:tcW w:w="2208" w:type="dxa"/>
-          </w:tcPr>
-          <w:p>
-            <w:pPr>
-              <w:spacing w:line="276" w:lineRule="auto"/>
-              <w:rPr>
-                <w:b/>
-                <w:bCs/>
-                <w:color w:val="000000"/>
-              </w:rPr>
-            </w:pPr>
-          </w:p>
-        </w:tc>
-      </w:tr>
-      <w:tr>
-        <w:tc>
-          <w:tcPr>
-            <w:tcW w:w="1555" w:type="dxa"/>
-          </w:tcPr>
-          <w:p>
-            <w:pPr>
-              <w:spacing w:line="276" w:lineRule="auto"/>
-              <w:rPr>
-                <w:b/>
-                <w:bCs/>
-                <w:color w:val="000000"/>
-              </w:rPr>
-            </w:pPr>
-          </w:p>
-        </w:tc>
-        <w:tc>
-          <w:tcPr>
-            <w:tcW w:w="6237" w:type="dxa"/>
-          </w:tcPr>
-          <w:p>
-            <w:pPr>
-              <w:spacing w:line="276" w:lineRule="auto"/>
-              <w:rPr>
-                <w:b/>
-                <w:bCs/>
-                <w:color w:val="000000"/>
-              </w:rPr>
-            </w:pPr>
-          </w:p>
-        </w:tc>
-        <w:tc>
-          <w:tcPr>
-            <w:tcW w:w="2208" w:type="dxa"/>
-          </w:tcPr>
-          <w:p>
-            <w:pPr>
-              <w:spacing w:line="276" w:lineRule="auto"/>
-              <w:rPr>
-                <w:b/>
-                <w:bCs/>
-                <w:color w:val="000000"/>
-              </w:rPr>
-            </w:pPr>
-          </w:p>
-        </w:tc>
-      </w:tr>
-    </w:tbl>
-    <w:p>
-      <w:pPr>
-        <w:spacing w:after="0" w:line="240" w:lineRule="auto"/>
-        <w:rPr>
-          <w:b/>
-          <w:bCs/>
-          <w:color w:val="000000"/>
-          <w:sz w:val="28"/>
-          <w:szCs w:val="28"/>
-        </w:rPr>
-      </w:pPr>
-    </w:p>
     <w:sectPr>
       <w:headerReference w:type="default" r:id="rId7"/>
       <w:footerReference w:type="default" r:id="rId8"/>
